--- a/oficio_DE CUADROS_CELIA_78.docx
+++ b/oficio_DE CUADROS_CELIA_78.docx
@@ -5,7 +5,7 @@
     <w:p>
       <w:pPr>
         <w:spacing w:line="259" w:lineRule="auto"/>
-        <w:ind w:left="4253"/>
+        <w:ind w:left="4956" w:hanging="703"/>
         <w:rPr>
           <w:rFonts w:ascii="Arial" w:eastAsia="Calibri" w:hAnsi="Arial" w:cs="Arial"/>
           <w:b/>
@@ -88,36 +88,39 @@
           <w:rFonts w:ascii="Arial" w:eastAsia="Calibri" w:hAnsi="Arial" w:cs="Arial"/>
           <w:lang w:val="es-CO" w:eastAsia="en-US"/>
         </w:rPr>
-        <w:fldChar w:fldCharType="begin"/>
-      </w:r>
-      <w:r>
+        <w:t xml:space="preserve">Viviana Pineda</w:t>
+      </w:r>
+    </w:p>
+    <w:p>
+      <w:pPr>
         <w:rPr>
           <w:rFonts w:ascii="Arial" w:eastAsia="Calibri" w:hAnsi="Arial" w:cs="Arial"/>
           <w:lang w:val="es-CO" w:eastAsia="en-US"/>
         </w:rPr>
-        <w:instrText xml:space="preserve"> MERGEFIELD nombre_radicado \* Upper</w:instrText>
-      </w:r>
+      </w:pPr>
+      <w:bookmarkStart w:id="0" w:name="_Hlk224806971"/>
       <w:r>
         <w:rPr>
           <w:rFonts w:ascii="Arial" w:eastAsia="Calibri" w:hAnsi="Arial" w:cs="Arial"/>
           <w:lang w:val="es-CO" w:eastAsia="en-US"/>
         </w:rPr>
-        <w:fldChar w:fldCharType="separate"/>
-      </w:r>
-      <w:r>
-        <w:rPr>
-          <w:rFonts w:ascii="Arial" w:eastAsia="Calibri" w:hAnsi="Arial" w:cs="Arial"/>
-          <w:noProof/>
-          <w:lang w:val="es-CO" w:eastAsia="en-US"/>
-        </w:rPr>
-        <w:t xml:space="preserve">Viviana Pineda</w:t>
-      </w:r>
-      <w:r>
+        <w:t xml:space="preserve">0</w:t>
+      </w:r>
+    </w:p>
+    <w:bookmarkEnd w:id="0"/>
+    <w:p>
+      <w:pPr>
         <w:rPr>
           <w:rFonts w:ascii="Arial" w:eastAsia="Calibri" w:hAnsi="Arial" w:cs="Arial"/>
           <w:lang w:val="es-CO" w:eastAsia="en-US"/>
         </w:rPr>
-        <w:fldChar w:fldCharType="end"/>
+      </w:pPr>
+      <w:r>
+        <w:rPr>
+          <w:rFonts w:ascii="Arial" w:eastAsia="Calibri" w:hAnsi="Arial" w:cs="Arial"/>
+          <w:lang w:val="es-CO" w:eastAsia="en-US"/>
+        </w:rPr>
+        <w:t xml:space="preserve">organizacionbonanzacontable@gmail.com</w:t>
       </w:r>
     </w:p>
     <w:p>
@@ -132,132 +135,17 @@
           <w:rFonts w:ascii="Arial" w:eastAsia="Calibri" w:hAnsi="Arial" w:cs="Arial"/>
           <w:lang w:val="es-CO" w:eastAsia="en-US"/>
         </w:rPr>
-        <w:fldChar w:fldCharType="begin"/>
-      </w:r>
+        <w:t xml:space="preserve">Teléfono: </w:t>
+      </w:r>
+      <w:bookmarkStart w:id="1" w:name="_Hlk224807382"/>
       <w:r>
         <w:rPr>
           <w:rFonts w:ascii="Arial" w:eastAsia="Calibri" w:hAnsi="Arial" w:cs="Arial"/>
           <w:lang w:val="es-CO" w:eastAsia="en-US"/>
         </w:rPr>
-        <w:instrText xml:space="preserve"> MERGEFIELD direccion </w:instrText>
-      </w:r>
-      <w:r>
-        <w:rPr>
-          <w:rFonts w:ascii="Arial" w:eastAsia="Calibri" w:hAnsi="Arial" w:cs="Arial"/>
-          <w:lang w:val="es-CO" w:eastAsia="en-US"/>
-        </w:rPr>
-        <w:fldChar w:fldCharType="separate"/>
-      </w:r>
-      <w:r>
-        <w:rPr>
-          <w:rFonts w:ascii="Arial" w:eastAsia="Calibri" w:hAnsi="Arial" w:cs="Arial"/>
-          <w:noProof/>
-          <w:lang w:val="es-CO" w:eastAsia="en-US"/>
-        </w:rPr>
-        <w:t xml:space="preserve">0</w:t>
-      </w:r>
-      <w:r>
-        <w:rPr>
-          <w:rFonts w:ascii="Arial" w:eastAsia="Calibri" w:hAnsi="Arial" w:cs="Arial"/>
-          <w:lang w:val="es-CO" w:eastAsia="en-US"/>
-        </w:rPr>
-        <w:fldChar w:fldCharType="end"/>
-      </w:r>
-    </w:p>
-    <w:p>
-      <w:pPr>
-        <w:rPr>
-          <w:rFonts w:ascii="Arial" w:eastAsia="Calibri" w:hAnsi="Arial" w:cs="Arial"/>
-          <w:lang w:val="es-CO" w:eastAsia="en-US"/>
-        </w:rPr>
-      </w:pPr>
-      <w:r>
-        <w:rPr>
-          <w:rFonts w:ascii="Arial" w:eastAsia="Calibri" w:hAnsi="Arial" w:cs="Arial"/>
-          <w:lang w:val="es-CO" w:eastAsia="en-US"/>
-        </w:rPr>
-        <w:fldChar w:fldCharType="begin"/>
-      </w:r>
-      <w:r>
-        <w:rPr>
-          <w:rFonts w:ascii="Arial" w:eastAsia="Calibri" w:hAnsi="Arial" w:cs="Arial"/>
-          <w:lang w:val="es-CO" w:eastAsia="en-US"/>
-        </w:rPr>
-        <w:instrText xml:space="preserve"> MERGEFIELD correo </w:instrText>
-      </w:r>
-      <w:r>
-        <w:rPr>
-          <w:rFonts w:ascii="Arial" w:eastAsia="Calibri" w:hAnsi="Arial" w:cs="Arial"/>
-          <w:lang w:val="es-CO" w:eastAsia="en-US"/>
-        </w:rPr>
-        <w:fldChar w:fldCharType="separate"/>
-      </w:r>
-      <w:r>
-        <w:rPr>
-          <w:rFonts w:ascii="Arial" w:eastAsia="Calibri" w:hAnsi="Arial" w:cs="Arial"/>
-          <w:noProof/>
-          <w:lang w:val="es-CO" w:eastAsia="en-US"/>
-        </w:rPr>
-        <w:t xml:space="preserve">organizacionbonanzacontable@gmail.com</w:t>
-      </w:r>
-      <w:r>
-        <w:rPr>
-          <w:rFonts w:ascii="Arial" w:eastAsia="Calibri" w:hAnsi="Arial" w:cs="Arial"/>
-          <w:lang w:val="es-CO" w:eastAsia="en-US"/>
-        </w:rPr>
-        <w:fldChar w:fldCharType="end"/>
-      </w:r>
-    </w:p>
-    <w:p>
-      <w:pPr>
-        <w:rPr>
-          <w:rFonts w:ascii="Arial" w:eastAsia="Calibri" w:hAnsi="Arial" w:cs="Arial"/>
-          <w:lang w:val="es-CO" w:eastAsia="en-US"/>
-        </w:rPr>
-      </w:pPr>
-      <w:r>
-        <w:rPr>
-          <w:rFonts w:ascii="Arial" w:eastAsia="Calibri" w:hAnsi="Arial" w:cs="Arial"/>
-          <w:lang w:val="es-CO" w:eastAsia="en-US"/>
-        </w:rPr>
-        <w:t xml:space="preserve">Teléfono: </w:t>
-      </w:r>
-      <w:r>
-        <w:rPr>
-          <w:rFonts w:ascii="Arial" w:eastAsia="Calibri" w:hAnsi="Arial" w:cs="Arial"/>
-          <w:lang w:val="es-CO" w:eastAsia="en-US"/>
-        </w:rPr>
-        <w:fldChar w:fldCharType="begin"/>
-      </w:r>
-      <w:r>
-        <w:rPr>
-          <w:rFonts w:ascii="Arial" w:eastAsia="Calibri" w:hAnsi="Arial" w:cs="Arial"/>
-          <w:lang w:val="es-CO" w:eastAsia="en-US"/>
-        </w:rPr>
-        <w:instrText xml:space="preserve"> MERGEFIELD telefono </w:instrText>
-      </w:r>
-      <w:r>
-        <w:rPr>
-          <w:rFonts w:ascii="Arial" w:eastAsia="Calibri" w:hAnsi="Arial" w:cs="Arial"/>
-          <w:lang w:val="es-CO" w:eastAsia="en-US"/>
-        </w:rPr>
-        <w:fldChar w:fldCharType="separate"/>
-      </w:r>
-      <w:r>
-        <w:rPr>
-          <w:rFonts w:ascii="Arial" w:eastAsia="Calibri" w:hAnsi="Arial" w:cs="Arial"/>
-          <w:noProof/>
-          <w:lang w:val="es-CO" w:eastAsia="en-US"/>
-        </w:rPr>
         <w:t xml:space="preserve">N@C</w:t>
       </w:r>
-      <w:r>
-        <w:rPr>
-          <w:rFonts w:ascii="Arial" w:eastAsia="Calibri" w:hAnsi="Arial" w:cs="Arial"/>
-          <w:lang w:val="es-CO" w:eastAsia="en-US"/>
-        </w:rPr>
-        <w:fldChar w:fldCharType="end"/>
-      </w:r>
+      <w:bookmarkEnd w:id="1"/>
     </w:p>
     <w:p>
       <w:pPr>
@@ -391,7 +279,7 @@
           <w:noProof/>
           <w:lang w:val="es-CO" w:eastAsia="en-US"/>
         </w:rPr>
-        <w:t xml:space="preserve">2026-03-12 00:00:00</w:t>
+        <w:t xml:space="preserve">12/03/2026</w:t>
       </w:r>
       <w:r>
         <w:rPr>
@@ -601,102 +489,834 @@
     </w:p>
     <w:p>
       <w:pPr>
+        <w:ind w:left="4320"/>
+        <w:jc w:val="both"/>
+        <w:rPr>
+          <w:rFonts w:ascii="Arial" w:hAnsi="Arial" w:cs="Arial"/>
+          <w:highlight w:val="lightGray"/>
+          <w:lang w:val="es-CO"/>
+        </w:rPr>
+      </w:pPr>
+    </w:p>
+    <w:p>
+      <w:pPr>
         <w:spacing w:line="259" w:lineRule="auto"/>
-        <w:ind w:left="4253"/>
+        <w:rPr>
+          <w:rFonts w:ascii="Arial" w:eastAsia="Calibri" w:hAnsi="Arial" w:cs="Arial"/>
+          <w:lang w:val="es-CO" w:eastAsia="en-US"/>
+        </w:rPr>
+      </w:pPr>
+      <w:r>
+        <w:rPr>
+          <w:rFonts w:ascii="Arial" w:eastAsia="Calibri" w:hAnsi="Arial" w:cs="Arial"/>
+          <w:lang w:val="es-CO" w:eastAsia="en-US"/>
+        </w:rPr>
+        <w:t>Respetado (a) peticionario (a)</w:t>
+      </w:r>
+      <w:r>
+        <w:t xml:space="preserve"> </w:t>
+      </w:r>
+      <w:bookmarkStart w:id="2" w:name="_Hlk224807370"/>
+      <w:r>
+        <w:rPr>
+          <w:rFonts w:ascii="Arial" w:eastAsia="Calibri" w:hAnsi="Arial" w:cs="Arial"/>
+          <w:lang w:val="es-CO" w:eastAsia="en-US"/>
+        </w:rPr>
+        <w:t xml:space="preserve">Viviana Pineda</w:t>
+      </w:r>
+      <w:bookmarkEnd w:id="2"/>
+      <w:r>
+        <w:rPr>
+          <w:rFonts w:ascii="Arial" w:eastAsia="Calibri" w:hAnsi="Arial" w:cs="Arial"/>
+          <w:lang w:val="es-CO" w:eastAsia="en-US"/>
+        </w:rPr>
+        <w:t>;</w:t>
+      </w:r>
+    </w:p>
+    <w:p>
+      <w:pPr>
+        <w:jc w:val="both"/>
+        <w:rPr>
+          <w:rFonts w:ascii="Arial" w:hAnsi="Arial" w:cs="Arial"/>
+          <w:lang w:val="es-CO"/>
+        </w:rPr>
+      </w:pPr>
+    </w:p>
+    <w:p>
+      <w:pPr>
+        <w:jc w:val="both"/>
+        <w:rPr>
+          <w:rFonts w:ascii="Arial" w:hAnsi="Arial" w:cs="Arial"/>
+          <w:lang w:val="es-ES"/>
+        </w:rPr>
+      </w:pPr>
+      <w:r>
+        <w:rPr>
+          <w:rFonts w:ascii="Arial" w:hAnsi="Arial" w:cs="Arial"/>
+          <w:lang w:val="es-ES"/>
+        </w:rPr>
+        <w:t xml:space="preserve">En nombre de la Empresa reciba un cordial saludo, con el ánimo de brindarle un mejor servicio queremos informarle con relación a la solicitud presentada el día </w:t>
+      </w:r>
+      <w:bookmarkStart w:id="3" w:name="_Hlk224806325"/>
+      <w:r>
+        <w:rPr>
+          <w:rFonts w:ascii="Arial" w:hAnsi="Arial" w:cs="Arial"/>
+        </w:rPr>
+        <w:t xml:space="preserve">12/03/2026</w:t>
+      </w:r>
+      <w:bookmarkEnd w:id="3"/>
+      <w:r>
+        <w:rPr>
+          <w:rFonts w:ascii="Arial" w:hAnsi="Arial" w:cs="Arial"/>
+          <w:lang w:val="es-ES"/>
+        </w:rPr>
+        <w:t>, mediante la cual solicita:</w:t>
+      </w:r>
+    </w:p>
+    <w:p>
+      <w:pPr>
+        <w:jc w:val="center"/>
+        <w:rPr>
+          <w:rFonts w:ascii="Arial" w:hAnsi="Arial" w:cs="Arial"/>
+          <w:noProof/>
+          <w:lang w:val="es-CO"/>
+        </w:rPr>
+      </w:pPr>
+    </w:p>
+    <w:p>
+      <w:pPr>
+        <w:jc w:val="center"/>
+        <w:rPr>
+          <w:rFonts w:ascii="Arial" w:hAnsi="Arial" w:cs="Arial"/>
+          <w:noProof/>
+          <w:lang w:val="es-CO"/>
+        </w:rPr>
+      </w:pPr>
+    </w:p>
+    <w:p>
+      <w:pPr>
+        <w:jc w:val="center"/>
+        <w:rPr>
+          <w:rFonts w:ascii="Arial" w:hAnsi="Arial" w:cs="Arial"/>
+          <w:noProof/>
+          <w:lang w:val="es-CO"/>
+        </w:rPr>
+      </w:pPr>
+    </w:p>
+    <w:p>
+      <w:pPr>
+        <w:jc w:val="center"/>
+        <w:rPr>
+          <w:rFonts w:ascii="Arial" w:hAnsi="Arial" w:cs="Arial"/>
+          <w:noProof/>
+          <w:lang w:val="es-CO"/>
+        </w:rPr>
+      </w:pPr>
+    </w:p>
+    <w:p>
+      <w:pPr>
+        <w:jc w:val="center"/>
+        <w:rPr>
+          <w:rFonts w:ascii="Arial" w:hAnsi="Arial" w:cs="Arial"/>
+          <w:lang w:val="es-CO"/>
+        </w:rPr>
+      </w:pPr>
+      <w:r>
+        <w:rPr>
+          <w:rFonts w:ascii="Arial" w:hAnsi="Arial" w:cs="Arial"/>
+          <w:noProof/>
+          <w:lang w:val="es-CO"/>
+        </w:rPr>
+        <w:t>xxxxxxxxxxxxxxxxxxxxxxxxxxxx</w:t>
+      </w:r>
+    </w:p>
+    <w:p>
+      <w:pPr>
+        <w:jc w:val="both"/>
+        <w:rPr>
+          <w:rFonts w:ascii="Arial" w:hAnsi="Arial" w:cs="Arial"/>
+          <w:lang w:val="es-CO"/>
+        </w:rPr>
+      </w:pPr>
+    </w:p>
+    <w:p>
+      <w:pPr>
+        <w:jc w:val="both"/>
+        <w:rPr>
+          <w:rFonts w:ascii="Arial" w:hAnsi="Arial" w:cs="Arial"/>
+          <w:lang w:val="es-CO"/>
+        </w:rPr>
+      </w:pPr>
+    </w:p>
+    <w:p>
+      <w:pPr>
+        <w:jc w:val="both"/>
+        <w:rPr>
+          <w:rFonts w:ascii="Arial" w:hAnsi="Arial" w:cs="Arial"/>
+          <w:lang w:val="es-CO"/>
+        </w:rPr>
+      </w:pPr>
+    </w:p>
+    <w:p>
+      <w:pPr>
+        <w:jc w:val="both"/>
+        <w:rPr>
+          <w:rFonts w:ascii="Arial" w:hAnsi="Arial" w:cs="Arial"/>
+          <w:lang w:val="es-CO"/>
+        </w:rPr>
+      </w:pPr>
+      <w:r>
+        <w:rPr>
+          <w:rFonts w:ascii="Arial" w:hAnsi="Arial" w:cs="Arial"/>
+          <w:lang w:val="es-ES"/>
+        </w:rPr>
+        <w:t>A</w:t>
+      </w:r>
+      <w:r>
+        <w:rPr>
+          <w:rFonts w:ascii="Arial" w:hAnsi="Arial" w:cs="Arial"/>
+          <w:lang w:val="es-ES"/>
+        </w:rPr>
+        <w:t>l respecto nos permitimos comunicarle lo siguiente:</w:t>
+      </w:r>
+    </w:p>
+    <w:p>
+      <w:pPr>
+        <w:jc w:val="both"/>
+        <w:rPr>
+          <w:rFonts w:ascii="Arial" w:hAnsi="Arial" w:cs="Arial"/>
+          <w:i/>
+          <w:iCs/>
+          <w:lang w:val="es-ES"/>
+        </w:rPr>
+      </w:pPr>
+      <w:bookmarkStart w:id="4" w:name="_Hlk70711631"/>
+    </w:p>
+    <w:p>
+      <w:pPr>
+        <w:jc w:val="both"/>
+        <w:rPr>
+          <w:rFonts w:ascii="Arial" w:hAnsi="Arial" w:cs="Arial"/>
+          <w:b/>
+          <w:bCs/>
+          <w:lang w:val="es-CO"/>
+        </w:rPr>
+      </w:pPr>
+      <w:bookmarkStart w:id="5" w:name="_Hlk67505432"/>
+      <w:bookmarkEnd w:id="4"/>
+      <w:r>
+        <w:rPr>
+          <w:rFonts w:ascii="Arial" w:hAnsi="Arial" w:cs="Arial"/>
+          <w:lang w:val="es-CO"/>
+        </w:rPr>
+        <w:t xml:space="preserve">Con el fin de atender su solicitud, se procedió a realizar </w:t>
+      </w:r>
+      <w:r>
+        <w:rPr>
+          <w:rFonts w:ascii="Arial" w:hAnsi="Arial" w:cs="Arial"/>
+          <w:lang w:val="es-CO"/>
+        </w:rPr>
+        <w:t>visita</w:t>
+      </w:r>
+      <w:r>
+        <w:rPr>
+          <w:rFonts w:ascii="Arial" w:hAnsi="Arial" w:cs="Arial"/>
+          <w:lang w:val="es-CO"/>
+        </w:rPr>
+        <w:t xml:space="preserve"> al predio ubicado en la dirección </w:t>
+      </w:r>
+      <w:r>
+        <w:rPr>
+          <w:rFonts w:ascii="Arial" w:hAnsi="Arial" w:cs="Arial"/>
+          <w:b/>
+          <w:lang w:val="es-CO"/>
+        </w:rPr>
+        <w:t xml:space="preserve"/>
+      </w:r>
+      <w:r>
+        <w:rPr>
+          <w:rFonts w:ascii="Arial" w:hAnsi="Arial" w:cs="Arial"/>
+          <w:b/>
+          <w:lang w:val="es-CO"/>
+        </w:rPr>
+        <w:t>,</w:t>
+      </w:r>
+      <w:r>
+        <w:rPr>
+          <w:rFonts w:ascii="Arial" w:hAnsi="Arial" w:cs="Arial"/>
+          <w:b/>
+          <w:lang w:val="es-CO"/>
+        </w:rPr>
+        <w:t xml:space="preserve"> </w:t>
+      </w:r>
+      <w:r>
+        <w:rPr>
+          <w:rFonts w:ascii="Arial" w:hAnsi="Arial" w:cs="Arial"/>
+          <w:lang w:val="es-CO"/>
+        </w:rPr>
+        <w:t>con</w:t>
+      </w:r>
+      <w:r>
+        <w:rPr>
+          <w:rFonts w:ascii="Arial" w:hAnsi="Arial" w:cs="Arial"/>
+          <w:b/>
+          <w:bCs/>
+          <w:lang w:val="es-CO"/>
+        </w:rPr>
+        <w:t xml:space="preserve"> </w:t>
+      </w:r>
+      <w:r>
+        <w:rPr>
+          <w:rFonts w:ascii="Arial" w:hAnsi="Arial" w:cs="Arial"/>
+          <w:bCs/>
+          <w:lang w:val="es-CO"/>
+        </w:rPr>
+        <w:t>cuenta contrato</w:t>
+      </w:r>
+      <w:r>
+        <w:rPr>
+          <w:rFonts w:ascii="Arial" w:hAnsi="Arial" w:cs="Arial"/>
+          <w:b/>
+          <w:bCs/>
+          <w:lang w:val="es-CO"/>
+        </w:rPr>
+        <w:t xml:space="preserve"> No. </w:t>
+      </w:r>
+      <w:r>
+        <w:rPr>
+          <w:rFonts w:ascii="Arial" w:hAnsi="Arial" w:cs="Arial"/>
+          <w:b/>
+          <w:bCs/>
+          <w:lang w:val="es-CO"/>
+        </w:rPr>
+        <w:t xml:space="preserve">10334716.0</w:t>
+      </w:r>
+      <w:r>
+        <w:rPr>
+          <w:rFonts w:ascii="Arial" w:hAnsi="Arial" w:cs="Arial"/>
+          <w:b/>
+          <w:bCs/>
+          <w:lang w:val="es-CO"/>
+        </w:rPr>
+        <w:t xml:space="preserve"> </w:t>
+      </w:r>
+      <w:r>
+        <w:rPr>
+          <w:rFonts w:ascii="Arial" w:hAnsi="Arial" w:cs="Arial"/>
+          <w:lang w:val="es-CO"/>
+        </w:rPr>
+        <w:t>y</w:t>
+      </w:r>
+      <w:r>
+        <w:rPr>
+          <w:rFonts w:ascii="Arial" w:hAnsi="Arial" w:cs="Arial"/>
+          <w:b/>
+          <w:bCs/>
+          <w:lang w:val="es-CO"/>
+        </w:rPr>
+        <w:t xml:space="preserve"> </w:t>
+      </w:r>
+      <w:r>
+        <w:rPr>
+          <w:rFonts w:ascii="Arial" w:hAnsi="Arial" w:cs="Arial"/>
+          <w:lang w:val="es-CO"/>
+        </w:rPr>
+        <w:t xml:space="preserve">mediante aviso </w:t>
+      </w:r>
+      <w:r>
+        <w:rPr>
+          <w:rFonts w:ascii="Arial" w:hAnsi="Arial" w:cs="Arial"/>
+          <w:b/>
+          <w:bCs/>
+          <w:lang w:val="es-CO"/>
+        </w:rPr>
+        <w:t>No.</w:t>
+      </w:r>
+      <w:r>
+        <w:rPr>
+          <w:rFonts w:ascii="Arial" w:hAnsi="Arial" w:cs="Arial"/>
+          <w:lang w:val="es-CO"/>
+        </w:rPr>
+        <w:t xml:space="preserve"> </w:t>
+      </w:r>
+      <w:r>
+        <w:rPr>
+          <w:rFonts w:ascii="Arial" w:hAnsi="Arial" w:cs="Arial"/>
+          <w:b/>
+          <w:bCs/>
+          <w:lang w:val="es-CO"/>
+        </w:rPr>
+        <w:t xml:space="preserve">8068788810.0</w:t>
+      </w:r>
+      <w:r>
+        <w:rPr>
+          <w:rFonts w:ascii="Arial" w:hAnsi="Arial" w:cs="Arial"/>
+          <w:b/>
+          <w:bCs/>
+          <w:lang w:val="es-CO"/>
+        </w:rPr>
+        <w:t xml:space="preserve"> </w:t>
+      </w:r>
+      <w:r>
+        <w:rPr>
+          <w:rFonts w:ascii="Arial" w:hAnsi="Arial" w:cs="Arial"/>
+          <w:lang w:val="es-CO"/>
+        </w:rPr>
+        <w:t xml:space="preserve">el día </w:t>
+      </w:r>
+      <w:r>
+        <w:rPr>
+          <w:rFonts w:ascii="Arial" w:hAnsi="Arial" w:cs="Arial"/>
+          <w:b/>
+          <w:bCs/>
+          <w:lang w:val="es-CO"/>
+        </w:rPr>
+        <w:t xml:space="preserve">2026-02-27 00:00:00</w:t>
+      </w:r>
+      <w:r>
+        <w:rPr>
+          <w:rFonts w:ascii="Arial" w:hAnsi="Arial" w:cs="Arial"/>
+          <w:lang w:val="es-CO"/>
+        </w:rPr>
+        <w:t xml:space="preserve">, se </w:t>
+      </w:r>
+      <w:r>
+        <w:rPr>
+          <w:rFonts w:ascii="Arial" w:hAnsi="Arial" w:cs="Arial"/>
+          <w:lang w:val="es-CO"/>
+        </w:rPr>
+        <w:t>ejecutó</w:t>
+      </w:r>
+      <w:r>
+        <w:rPr>
+          <w:rFonts w:ascii="Arial" w:hAnsi="Arial" w:cs="Arial"/>
+          <w:lang w:val="es-CO"/>
+        </w:rPr>
+        <w:t xml:space="preserve"> encontrándose lo siguiente: </w:t>
+      </w:r>
+    </w:p>
+    <w:p>
+      <w:pPr>
+        <w:jc w:val="both"/>
+        <w:rPr>
+          <w:rFonts w:ascii="Arial" w:hAnsi="Arial" w:cs="Arial"/>
+          <w:lang w:val="es-CO"/>
+        </w:rPr>
+      </w:pPr>
+    </w:p>
+    <w:p>
+      <w:pPr>
+        <w:numPr>
+          <w:ilvl w:val="0"/>
+          <w:numId w:val="48"/>
+        </w:numPr>
+        <w:jc w:val="both"/>
+        <w:rPr>
+          <w:rFonts w:ascii="Arial" w:hAnsi="Arial" w:cs="Arial"/>
+        </w:rPr>
+      </w:pPr>
+      <w:r>
+        <w:rPr>
+          <w:rFonts w:ascii="Arial" w:hAnsi="Arial" w:cs="Arial"/>
+        </w:rPr>
+        <w:t xml:space="preserve">Se realiza visita el día </w:t>
+      </w:r>
+      <w:r>
+        <w:rPr>
+          <w:rFonts w:ascii="Arial" w:hAnsi="Arial" w:cs="Arial"/>
+        </w:rPr>
+        <w:t xml:space="preserve">2026-02-27 00:00:00</w:t>
+      </w:r>
+      <w:r>
+        <w:rPr>
+          <w:rFonts w:ascii="Arial" w:hAnsi="Arial" w:cs="Arial"/>
+        </w:rPr>
+        <w:t>.</w:t>
+      </w:r>
+    </w:p>
+    <w:p>
+      <w:pPr>
+        <w:numPr>
+          <w:ilvl w:val="0"/>
+          <w:numId w:val="48"/>
+        </w:numPr>
+        <w:jc w:val="both"/>
+        <w:rPr>
+          <w:rFonts w:ascii="Arial" w:hAnsi="Arial" w:cs="Arial"/>
+        </w:rPr>
+      </w:pPr>
+      <w:proofErr w:type="spellStart"/>
+      <w:r>
+        <w:rPr>
+          <w:rFonts w:ascii="Arial" w:hAnsi="Arial" w:cs="Arial"/>
+        </w:rPr>
+        <w:t>xxxxx</w:t>
+      </w:r>
+      <w:proofErr w:type="spellEnd"/>
+    </w:p>
+    <w:p>
+      <w:pPr>
+        <w:jc w:val="both"/>
+        <w:rPr>
+          <w:rFonts w:ascii="Arial" w:hAnsi="Arial" w:cs="Arial"/>
+        </w:rPr>
+      </w:pPr>
+    </w:p>
+    <w:bookmarkEnd w:id="5"/>
+    <w:p>
+      <w:pPr>
+        <w:jc w:val="both"/>
+        <w:rPr>
+          <w:rFonts w:ascii="Arial" w:hAnsi="Arial" w:cs="Arial"/>
+          <w:i/>
+          <w:lang w:val="es-ES"/>
+        </w:rPr>
+      </w:pPr>
+      <w:r>
+        <w:rPr>
+          <w:rFonts w:ascii="Arial" w:hAnsi="Arial" w:cs="Arial"/>
+          <w:i/>
+          <w:lang w:val="es-ES"/>
+        </w:rPr>
+        <w:t>Teniendo en cuenta que la Empresa ha obrado conforme a la normatividad vigente y atendió en debida forma la reclamación presentada y de acuerdo con la Ley 142/94, la Ley 689/2001, el Decreto 1077/2015, la Resolución 151/2001 y el Contrato de los Servicios Públicos Domiciliarios de Acueducto y Alcantarillado, la EMPRESA DE ACUEDUCTO Y ALCANTARILLADO DE BOGOTÁ-ESP.</w:t>
+      </w:r>
+    </w:p>
+    <w:p>
+      <w:pPr>
+        <w:jc w:val="both"/>
+        <w:rPr>
+          <w:rFonts w:ascii="Arial" w:hAnsi="Arial" w:cs="Arial"/>
+          <w:b/>
+          <w:lang w:val="es-ES"/>
+        </w:rPr>
+      </w:pPr>
+    </w:p>
+    <w:p>
+      <w:pPr>
+        <w:jc w:val="center"/>
+        <w:rPr>
+          <w:rFonts w:ascii="Arial" w:hAnsi="Arial" w:cs="Arial"/>
+          <w:b/>
+          <w:lang w:val="es-ES"/>
+        </w:rPr>
+      </w:pPr>
+    </w:p>
+    <w:p>
+      <w:pPr>
+        <w:jc w:val="center"/>
+        <w:rPr>
+          <w:rFonts w:ascii="Arial" w:hAnsi="Arial" w:cs="Arial"/>
+          <w:b/>
+          <w:lang w:val="es-ES"/>
+        </w:rPr>
+      </w:pPr>
+      <w:r>
+        <w:rPr>
+          <w:rFonts w:ascii="Arial" w:hAnsi="Arial" w:cs="Arial"/>
+          <w:b/>
+          <w:lang w:val="es-ES"/>
+        </w:rPr>
+        <w:lastRenderedPageBreak/>
+        <w:t>RESUELVE</w:t>
+      </w:r>
+    </w:p>
+    <w:p>
+      <w:pPr>
+        <w:jc w:val="both"/>
+        <w:rPr>
+          <w:rFonts w:ascii="Arial" w:hAnsi="Arial" w:cs="Arial"/>
+          <w:b/>
+          <w:bCs/>
+          <w:lang w:val="es-ES"/>
+        </w:rPr>
+      </w:pPr>
+    </w:p>
+    <w:p>
+      <w:pPr>
+        <w:numPr>
+          <w:ilvl w:val="0"/>
+          <w:numId w:val="47"/>
+        </w:numPr>
+        <w:ind w:left="142"/>
+        <w:jc w:val="both"/>
+        <w:rPr>
+          <w:rFonts w:ascii="Arial" w:hAnsi="Arial" w:cs="Arial"/>
+          <w:bCs/>
+        </w:rPr>
+      </w:pPr>
+      <w:r>
+        <w:rPr>
+          <w:rFonts w:ascii="Arial" w:hAnsi="Arial" w:cs="Arial"/>
+          <w:b/>
+        </w:rPr>
+        <w:t xml:space="preserve">INFORMAR </w:t>
+      </w:r>
+      <w:r>
+        <w:rPr>
+          <w:rFonts w:ascii="Arial" w:hAnsi="Arial" w:cs="Arial"/>
+          <w:bCs/>
+        </w:rPr>
+        <w:t xml:space="preserve">al usuario que </w:t>
+      </w:r>
+      <w:r>
+        <w:rPr>
+          <w:rFonts w:ascii="Arial" w:hAnsi="Arial" w:cs="Arial"/>
+          <w:bCs/>
+        </w:rPr>
+        <w:t xml:space="preserve">el </w:t>
+      </w:r>
+      <w:r>
+        <w:rPr>
+          <w:rFonts w:ascii="Arial" w:hAnsi="Arial" w:cs="Arial"/>
+          <w:bCs/>
+        </w:rPr>
+        <w:t xml:space="preserve">2026-02-27 00:00:00</w:t>
+      </w:r>
+      <w:r>
+        <w:rPr>
+          <w:rFonts w:ascii="Arial" w:hAnsi="Arial" w:cs="Arial"/>
+          <w:bCs/>
+        </w:rPr>
+        <w:t xml:space="preserve"> se realiza </w:t>
+      </w:r>
+      <w:r>
+        <w:rPr>
+          <w:rFonts w:ascii="Arial" w:hAnsi="Arial" w:cs="Arial"/>
+          <w:bCs/>
+        </w:rPr>
+        <w:t>visita al predio para viabilidad de su solicitud</w:t>
+      </w:r>
+      <w:r>
+        <w:rPr>
+          <w:rFonts w:ascii="Arial" w:hAnsi="Arial" w:cs="Arial"/>
+          <w:b/>
+          <w:bCs/>
+        </w:rPr>
+        <w:t>;</w:t>
+      </w:r>
+      <w:r>
+        <w:rPr>
+          <w:rFonts w:ascii="Arial" w:hAnsi="Arial" w:cs="Arial"/>
+          <w:bCs/>
+        </w:rPr>
+        <w:t xml:space="preserve"> </w:t>
+      </w:r>
+      <w:r>
+        <w:rPr>
+          <w:rFonts w:ascii="Arial" w:hAnsi="Arial" w:cs="Arial"/>
+          <w:lang w:val="es-CO"/>
+        </w:rPr>
+        <w:t xml:space="preserve">de acuerdo con lo expuesto en la parte motiva de esta decisión.  </w:t>
+      </w:r>
+    </w:p>
+    <w:p>
+      <w:pPr>
+        <w:ind w:left="142"/>
+        <w:jc w:val="both"/>
+        <w:rPr>
+          <w:rFonts w:ascii="Arial" w:hAnsi="Arial" w:cs="Arial"/>
+          <w:bCs/>
+          <w:lang w:val="es-ES"/>
+        </w:rPr>
+      </w:pPr>
+    </w:p>
+    <w:p>
+      <w:pPr>
+        <w:numPr>
+          <w:ilvl w:val="0"/>
+          <w:numId w:val="47"/>
+        </w:numPr>
+        <w:ind w:left="142"/>
+        <w:jc w:val="both"/>
+        <w:rPr>
+          <w:rFonts w:ascii="Arial" w:hAnsi="Arial" w:cs="Arial"/>
+        </w:rPr>
+      </w:pPr>
+      <w:r>
+        <w:rPr>
+          <w:rFonts w:ascii="Arial" w:hAnsi="Arial" w:cs="Arial"/>
+          <w:b/>
+          <w:bCs/>
+        </w:rPr>
+        <w:t>RESOLVER</w:t>
+      </w:r>
+      <w:r>
+        <w:rPr>
+          <w:rFonts w:ascii="Arial" w:hAnsi="Arial" w:cs="Arial"/>
+        </w:rPr>
+        <w:t xml:space="preserve"> cada una de las inquietudes presentadas, de acuerdo con lo expuesto en la parte motiva del presente acto administrativo</w:t>
+      </w:r>
+    </w:p>
+    <w:p>
+      <w:pPr>
+        <w:ind w:left="142"/>
+        <w:jc w:val="both"/>
+        <w:rPr>
+          <w:rFonts w:ascii="Arial" w:hAnsi="Arial" w:cs="Arial"/>
+          <w:lang w:val="es-ES"/>
+        </w:rPr>
+      </w:pPr>
+    </w:p>
+    <w:p>
+      <w:pPr>
+        <w:numPr>
+          <w:ilvl w:val="0"/>
+          <w:numId w:val="47"/>
+        </w:numPr>
+        <w:ind w:left="142"/>
+        <w:jc w:val="both"/>
+        <w:rPr>
+          <w:rFonts w:ascii="Arial" w:hAnsi="Arial" w:cs="Arial"/>
+        </w:rPr>
+      </w:pPr>
+      <w:bookmarkStart w:id="6" w:name="_Hlk204938338"/>
+      <w:r>
+        <w:rPr>
+          <w:rFonts w:ascii="Arial" w:hAnsi="Arial" w:cs="Arial"/>
+          <w:b/>
+        </w:rPr>
+        <w:t xml:space="preserve">NOTIFICAR </w:t>
+      </w:r>
+      <w:r>
+        <w:rPr>
+          <w:rFonts w:ascii="Arial" w:hAnsi="Arial" w:cs="Arial"/>
+        </w:rPr>
+        <w:t xml:space="preserve">el contenido del presente Acto Administrativo, de acuerdo con los lineamientos legales establecidos en los artículos 67,68 y 69 del Código de Procedimiento Administrativo y de lo Contencioso Administrativo, enviando para tal efecto Citación Para Notificación Personal al peticionario </w:t>
+      </w:r>
+      <w:r>
+        <w:rPr>
+          <w:rFonts w:ascii="Arial" w:hAnsi="Arial" w:cs="Arial"/>
+          <w:b/>
+          <w:bCs/>
+        </w:rPr>
+        <w:t xml:space="preserve">Viviana Pineda</w:t>
+      </w:r>
+      <w:r>
+        <w:rPr>
+          <w:rFonts w:ascii="Arial" w:hAnsi="Arial" w:cs="Arial"/>
+          <w:b/>
+          <w:bCs/>
+        </w:rPr>
+        <w:t xml:space="preserve"> </w:t>
+      </w:r>
+      <w:r>
+        <w:rPr>
+          <w:rFonts w:ascii="Arial" w:hAnsi="Arial" w:cs="Arial"/>
+        </w:rPr>
+        <w:t xml:space="preserve">a la dirección </w:t>
+      </w:r>
+      <w:r>
+        <w:rPr>
+          <w:rFonts w:ascii="Arial" w:hAnsi="Arial" w:cs="Arial"/>
+          <w:b/>
+          <w:bCs/>
+        </w:rPr>
+        <w:t xml:space="preserve">0</w:t>
+      </w:r>
+      <w:r>
+        <w:rPr>
+          <w:rFonts w:ascii="Arial" w:hAnsi="Arial" w:cs="Arial"/>
+          <w:b/>
+          <w:bCs/>
+        </w:rPr>
+        <w:t xml:space="preserve"> </w:t>
+      </w:r>
+      <w:r>
+        <w:rPr>
+          <w:rFonts w:ascii="Arial" w:hAnsi="Arial" w:cs="Arial"/>
+        </w:rPr>
+        <w:t xml:space="preserve">en la ciudad de Bogotá D.C., TEL. </w:t>
+      </w:r>
+      <w:r>
+        <w:rPr>
+          <w:rFonts w:ascii="Arial" w:hAnsi="Arial" w:cs="Arial"/>
+          <w:b/>
+          <w:bCs/>
+        </w:rPr>
+        <w:t xml:space="preserve">N@C</w:t>
+      </w:r>
+      <w:r>
+        <w:rPr>
+          <w:rFonts w:ascii="Arial" w:hAnsi="Arial" w:cs="Arial"/>
+        </w:rPr>
+        <w:t>. En caso de no surtirse la notificación personal, procédase a la notificación por aviso, de conformidad con lo dispuesto en el artículo 69 de la Ley 1437 de 2011</w:t>
+      </w:r>
+      <w:r>
+        <w:rPr>
+          <w:rFonts w:ascii="Arial" w:hAnsi="Arial" w:cs="Arial"/>
+        </w:rPr>
+        <w:t>.</w:t>
+      </w:r>
+      <w:bookmarkEnd w:id="6"/>
+    </w:p>
+    <w:p>
+      <w:pPr>
+        <w:pStyle w:val="Prrafodelista"/>
+        <w:rPr>
+          <w:rFonts w:ascii="Arial" w:eastAsia="Calibri" w:hAnsi="Arial" w:cs="Arial"/>
+          <w:b/>
+          <w:lang w:val="es-CO" w:eastAsia="en-US"/>
+        </w:rPr>
+      </w:pPr>
+    </w:p>
+    <w:p>
+      <w:pPr>
+        <w:numPr>
+          <w:ilvl w:val="0"/>
+          <w:numId w:val="47"/>
+        </w:numPr>
+        <w:ind w:left="142"/>
+        <w:jc w:val="both"/>
+        <w:rPr>
+          <w:rFonts w:ascii="Arial" w:hAnsi="Arial" w:cs="Arial"/>
+        </w:rPr>
+      </w:pPr>
+      <w:r>
+        <w:rPr>
+          <w:rFonts w:ascii="Arial" w:eastAsia="Calibri" w:hAnsi="Arial" w:cs="Arial"/>
+          <w:b/>
+          <w:lang w:val="es-CO" w:eastAsia="en-US"/>
+        </w:rPr>
+        <w:t xml:space="preserve">NOTIFICAR </w:t>
+      </w:r>
+      <w:r>
+        <w:rPr>
+          <w:rFonts w:ascii="Arial" w:eastAsia="Calibri" w:hAnsi="Arial" w:cs="Arial"/>
+          <w:lang w:val="es-CO" w:eastAsia="en-US"/>
+        </w:rPr>
+        <w:t xml:space="preserve">el contenido del presente Acto Administrativo, de acuerdo con los lineamientos legales establecidos en los artículos 56 y 57 del Código de Procedimiento Administrativo y de lo Contencioso Administrativo, enviando para tal efecto copia del presente acto administrativo al peticionario </w:t>
+      </w:r>
+      <w:bookmarkStart w:id="7" w:name="_Hlk224806918"/>
+      <w:r>
+        <w:rPr>
+          <w:rFonts w:ascii="Arial" w:eastAsia="Calibri" w:hAnsi="Arial" w:cs="Arial"/>
+          <w:lang w:val="es-CO" w:eastAsia="en-US"/>
+        </w:rPr>
+        <w:t xml:space="preserve">Viviana Pineda</w:t>
+      </w:r>
+      <w:bookmarkEnd w:id="7"/>
+      <w:r>
+        <w:rPr>
+          <w:rFonts w:ascii="Arial" w:eastAsia="Calibri" w:hAnsi="Arial" w:cs="Arial"/>
+          <w:lang w:val="es-CO" w:eastAsia="en-US"/>
+        </w:rPr>
+        <w:t xml:space="preserve"> al correo electrónico</w:t>
+      </w:r>
+      <w:r>
         <w:rPr>
           <w:rFonts w:ascii="Arial" w:eastAsia="Calibri" w:hAnsi="Arial" w:cs="Arial"/>
           <w:b/>
           <w:bCs/>
           <w:lang w:val="es-CO" w:eastAsia="en-US"/>
         </w:rPr>
-      </w:pPr>
-    </w:p>
-    <w:p>
-      <w:pPr>
-        <w:spacing w:line="259" w:lineRule="auto"/>
+        <w:t xml:space="preserve"> organizacionbonanzacontable@gmail.com</w:t>
+      </w:r>
+      <w:r>
         <w:rPr>
           <w:rFonts w:ascii="Arial" w:eastAsia="Calibri" w:hAnsi="Arial" w:cs="Arial"/>
           <w:lang w:val="es-CO" w:eastAsia="en-US"/>
         </w:rPr>
-      </w:pPr>
-      <w:r>
-        <w:rPr>
-          <w:rFonts w:ascii="Arial" w:eastAsia="Calibri" w:hAnsi="Arial" w:cs="Arial"/>
-          <w:lang w:val="es-CO" w:eastAsia="en-US"/>
-        </w:rPr>
-        <w:t xml:space="preserve">Respetado (a) peticionario (a) </w:t>
-      </w:r>
-      <w:r>
-        <w:rPr>
-          <w:rFonts w:ascii="Arial" w:eastAsia="Calibri" w:hAnsi="Arial" w:cs="Arial"/>
-          <w:lang w:val="es-CO" w:eastAsia="en-US"/>
-        </w:rPr>
-        <w:fldChar w:fldCharType="begin"/>
-      </w:r>
-      <w:r>
-        <w:rPr>
-          <w:rFonts w:ascii="Arial" w:eastAsia="Calibri" w:hAnsi="Arial" w:cs="Arial"/>
-          <w:lang w:val="es-CO" w:eastAsia="en-US"/>
-        </w:rPr>
-        <w:instrText xml:space="preserve"> MERGEFIELD nombre_radicado \* Caps</w:instrText>
-      </w:r>
-      <w:r>
-        <w:rPr>
-          <w:rFonts w:ascii="Arial" w:eastAsia="Calibri" w:hAnsi="Arial" w:cs="Arial"/>
-          <w:lang w:val="es-CO" w:eastAsia="en-US"/>
-        </w:rPr>
-        <w:fldChar w:fldCharType="separate"/>
-      </w:r>
-      <w:r>
-        <w:rPr>
-          <w:rFonts w:ascii="Arial" w:eastAsia="Calibri" w:hAnsi="Arial" w:cs="Arial"/>
-          <w:noProof/>
-          <w:lang w:val="es-CO" w:eastAsia="en-US"/>
-        </w:rPr>
-        <w:t xml:space="preserve">Viviana Pineda</w:t>
-      </w:r>
-      <w:r>
-        <w:rPr>
-          <w:rFonts w:ascii="Arial" w:eastAsia="Calibri" w:hAnsi="Arial" w:cs="Arial"/>
-          <w:lang w:val="es-CO" w:eastAsia="en-US"/>
-        </w:rPr>
-        <w:fldChar w:fldCharType="end"/>
-      </w:r>
-      <w:r>
-        <w:rPr>
-          <w:rFonts w:ascii="Arial" w:eastAsia="Calibri" w:hAnsi="Arial" w:cs="Arial"/>
-          <w:lang w:val="es-CO" w:eastAsia="en-US"/>
-        </w:rPr>
-        <w:t>;</w:t>
-      </w:r>
-    </w:p>
-    <w:p>
-      <w:pPr>
-        <w:spacing w:line="259" w:lineRule="auto"/>
-        <w:rPr>
-          <w:rFonts w:ascii="Arial" w:eastAsia="Calibri" w:hAnsi="Arial" w:cs="Arial"/>
-          <w:lang w:val="es-CO" w:eastAsia="en-US"/>
-        </w:rPr>
-      </w:pPr>
-    </w:p>
-    <w:p>
-      <w:pPr>
-        <w:autoSpaceDE w:val="0"/>
-        <w:autoSpaceDN w:val="0"/>
-        <w:adjustRightInd w:val="0"/>
-        <w:spacing w:after="160" w:line="259" w:lineRule="auto"/>
-        <w:jc w:val="both"/>
-        <w:rPr>
-          <w:rFonts w:ascii="Arial" w:eastAsia="Calibri" w:hAnsi="Arial" w:cs="Arial"/>
-          <w:lang w:val="es-CO" w:eastAsia="en-US"/>
-        </w:rPr>
-      </w:pPr>
-      <w:r>
-        <w:rPr>
-          <w:rFonts w:ascii="Arial" w:eastAsia="Calibri" w:hAnsi="Arial" w:cs="Arial"/>
-          <w:lang w:val="es-CO" w:eastAsia="en-US"/>
-        </w:rPr>
-        <w:t>Reciba un cordial saludo, con el ánimo de brindarle un mejor servicio, queremos informarle que, de conformidad al oficio radicado el</w:t>
+        <w:t xml:space="preserve">; en caso de presentar fallo en la entrega del correo electrónico y acorde con los lineamientos legales establecidos en los artículos 67, 68 y 69 del Código de Procedimiento Administrativo y de lo Contencioso Administrativo enviar CITACION para notificación personal al peticionario Viviana Pineda</w:t>
       </w:r>
       <w:r>
         <w:rPr>
@@ -710,11 +1330,9 @@
       <w:r>
         <w:rPr>
           <w:rFonts w:ascii="Arial" w:eastAsia="Calibri" w:hAnsi="Arial" w:cs="Arial"/>
-          <w:b/>
-          <w:bCs/>
           <w:lang w:val="es-CO" w:eastAsia="en-US"/>
         </w:rPr>
-        <w:fldChar w:fldCharType="begin"/>
+        <w:t xml:space="preserve">a la dirección </w:t>
       </w:r>
       <w:r>
         <w:rPr>
@@ -723,30 +1341,16 @@
           <w:bCs/>
           <w:lang w:val="es-CO" w:eastAsia="en-US"/>
         </w:rPr>
-        <w:instrText xml:space="preserve"> MERGEFIELD fecha_de_radicado </w:instrText>
-      </w:r>
-      <w:r>
-        <w:rPr>
-          <w:rFonts w:ascii="Arial" w:eastAsia="Calibri" w:hAnsi="Arial" w:cs="Arial"/>
-          <w:lang w:val="es-CO" w:eastAsia="en-US"/>
-        </w:rPr>
-        <w:instrText>\@ "d  'de' MMMM</w:instrText>
+        <w:fldChar w:fldCharType="begin"/>
       </w:r>
       <w:r>
         <w:rPr>
           <w:rFonts w:ascii="Arial" w:eastAsia="Calibri" w:hAnsi="Arial" w:cs="Arial"/>
           <w:b/>
           <w:bCs/>
-          <w:lang w:val="es-CO" w:eastAsia="es-CO"/>
-        </w:rPr>
-        <w:instrText xml:space="preserve"> </w:instrText>
-      </w:r>
-      <w:r>
-        <w:rPr>
-          <w:rFonts w:ascii="Arial" w:eastAsia="Calibri" w:hAnsi="Arial" w:cs="Arial"/>
           <w:lang w:val="es-CO" w:eastAsia="en-US"/>
         </w:rPr>
-        <w:instrText>'de' yyyy"</w:instrText>
+        <w:instrText xml:space="preserve"> MERGEFIELD direccion </w:instrText>
       </w:r>
       <w:r>
         <w:rPr>
@@ -765,586 +1369,6 @@
           <w:noProof/>
           <w:lang w:val="es-CO" w:eastAsia="en-US"/>
         </w:rPr>
-        <w:t xml:space="preserve">2026-03-12 00:00:00</w:t>
-      </w:r>
-      <w:r>
-        <w:rPr>
-          <w:rFonts w:ascii="Arial" w:eastAsia="Calibri" w:hAnsi="Arial" w:cs="Arial"/>
-          <w:b/>
-          <w:bCs/>
-          <w:lang w:val="es-CO" w:eastAsia="en-US"/>
-        </w:rPr>
-        <w:fldChar w:fldCharType="end"/>
-      </w:r>
-      <w:r>
-        <w:rPr>
-          <w:rFonts w:ascii="Arial" w:eastAsia="Calibri" w:hAnsi="Arial" w:cs="Arial"/>
-          <w:lang w:val="es-CO" w:eastAsia="en-US"/>
-        </w:rPr>
-        <w:t xml:space="preserve">, a través del cual solicita: </w:t>
-      </w:r>
-    </w:p>
-    <w:p>
-      <w:pPr>
-        <w:spacing w:line="259" w:lineRule="auto"/>
-        <w:jc w:val="center"/>
-        <w:rPr>
-          <w:rFonts w:ascii="Arial" w:eastAsia="Calibri" w:hAnsi="Arial" w:cs="Arial"/>
-          <w:lang w:val="es-CO" w:eastAsia="en-US"/>
-        </w:rPr>
-      </w:pPr>
-      <w:r>
-        <w:rPr>
-          <w:rFonts w:ascii="Arial" w:eastAsia="Calibri" w:hAnsi="Arial" w:cs="Arial"/>
-          <w:lang w:val="es-CO" w:eastAsia="en-US"/>
-        </w:rPr>
-        <w:t>XXXXXXXXXXX</w:t>
-      </w:r>
-    </w:p>
-    <w:p>
-      <w:pPr>
-        <w:spacing w:line="259" w:lineRule="auto"/>
-        <w:jc w:val="center"/>
-        <w:rPr>
-          <w:rFonts w:ascii="Arial" w:eastAsia="Calibri" w:hAnsi="Arial" w:cs="Arial"/>
-          <w:lang w:val="es-CO" w:eastAsia="en-US"/>
-        </w:rPr>
-      </w:pPr>
-    </w:p>
-    <w:p>
-      <w:pPr>
-        <w:autoSpaceDE w:val="0"/>
-        <w:autoSpaceDN w:val="0"/>
-        <w:adjustRightInd w:val="0"/>
-        <w:spacing w:after="160" w:line="259" w:lineRule="auto"/>
-        <w:jc w:val="both"/>
-        <w:rPr>
-          <w:rFonts w:ascii="Arial" w:eastAsia="Calibri" w:hAnsi="Arial" w:cs="Arial"/>
-          <w:lang w:val="es-CO" w:eastAsia="en-US"/>
-        </w:rPr>
-      </w:pPr>
-      <w:r>
-        <w:rPr>
-          <w:rFonts w:ascii="Arial" w:eastAsia="Calibri" w:hAnsi="Arial" w:cs="Arial"/>
-          <w:i/>
-          <w:iCs/>
-          <w:lang w:val="es-CO" w:eastAsia="es-CO"/>
-        </w:rPr>
-        <w:t>A</w:t>
-      </w:r>
-      <w:r>
-        <w:rPr>
-          <w:rFonts w:ascii="Arial" w:eastAsia="Calibri" w:hAnsi="Arial" w:cs="Arial"/>
-          <w:lang w:val="es-CO" w:eastAsia="en-US"/>
-        </w:rPr>
-        <w:t>l respecto nos permitimos informarle lo siguiente:</w:t>
-      </w:r>
-    </w:p>
-    <w:p>
-      <w:pPr>
-        <w:autoSpaceDE w:val="0"/>
-        <w:autoSpaceDN w:val="0"/>
-        <w:adjustRightInd w:val="0"/>
-        <w:spacing w:after="160" w:line="259" w:lineRule="auto"/>
-        <w:jc w:val="both"/>
-        <w:rPr>
-          <w:rFonts w:ascii="Arial" w:hAnsi="Arial" w:cs="Arial"/>
-          <w:lang w:eastAsia="es-CO"/>
-        </w:rPr>
-      </w:pPr>
-    </w:p>
-    <w:p>
-      <w:pPr>
-        <w:autoSpaceDE w:val="0"/>
-        <w:autoSpaceDN w:val="0"/>
-        <w:adjustRightInd w:val="0"/>
-        <w:spacing w:after="160" w:line="259" w:lineRule="auto"/>
-        <w:jc w:val="both"/>
-        <w:rPr>
-          <w:rFonts w:ascii="Arial" w:hAnsi="Arial" w:cs="Arial"/>
-          <w:lang w:eastAsia="es-CO"/>
-        </w:rPr>
-      </w:pPr>
-    </w:p>
-    <w:p>
-      <w:pPr>
-        <w:autoSpaceDE w:val="0"/>
-        <w:autoSpaceDN w:val="0"/>
-        <w:adjustRightInd w:val="0"/>
-        <w:spacing w:after="160" w:line="259" w:lineRule="auto"/>
-        <w:jc w:val="both"/>
-        <w:rPr>
-          <w:rFonts w:ascii="Arial" w:hAnsi="Arial" w:cs="Arial"/>
-          <w:lang w:eastAsia="es-CO"/>
-        </w:rPr>
-      </w:pPr>
-    </w:p>
-    <w:p>
-      <w:pPr>
-        <w:autoSpaceDE w:val="0"/>
-        <w:autoSpaceDN w:val="0"/>
-        <w:adjustRightInd w:val="0"/>
-        <w:spacing w:after="160" w:line="259" w:lineRule="auto"/>
-        <w:jc w:val="both"/>
-        <w:rPr>
-          <w:rFonts w:ascii="Arial" w:hAnsi="Arial" w:cs="Arial"/>
-          <w:lang w:eastAsia="es-CO"/>
-        </w:rPr>
-      </w:pPr>
-    </w:p>
-    <w:p>
-      <w:pPr>
-        <w:autoSpaceDE w:val="0"/>
-        <w:autoSpaceDN w:val="0"/>
-        <w:adjustRightInd w:val="0"/>
-        <w:spacing w:after="160" w:line="259" w:lineRule="auto"/>
-        <w:jc w:val="both"/>
-        <w:rPr>
-          <w:rFonts w:ascii="Arial" w:eastAsia="Calibri" w:hAnsi="Arial" w:cs="Arial"/>
-          <w:lang w:val="es-CO" w:eastAsia="es-CO"/>
-        </w:rPr>
-      </w:pPr>
-      <w:r>
-        <w:rPr>
-          <w:rFonts w:ascii="Arial" w:eastAsia="Calibri" w:hAnsi="Arial" w:cs="Arial"/>
-          <w:lang w:val="es-CO" w:eastAsia="es-CO"/>
-        </w:rPr>
-        <w:t>Por lo anterior tomando en cuenta que la Empresa ha obrado conforme a la normatividad vigente y atendió en debida forma la reclamación presentada y de acuerdo con la Ley 142/94, la Ley 689/2001, el Decreto 1077/2015, la Resolución 151/2001 y el Contrato de Servicios Públicos Domiciliarios de Acueducto y Alcantarillado de la EMPRESA DE ACUEDUCTO Y ALCANTARILLADO DE BOGOTA-ESP.</w:t>
-      </w:r>
-    </w:p>
-    <w:p>
-      <w:pPr>
-        <w:autoSpaceDE w:val="0"/>
-        <w:autoSpaceDN w:val="0"/>
-        <w:adjustRightInd w:val="0"/>
-        <w:spacing w:after="160" w:line="259" w:lineRule="auto"/>
-        <w:ind w:left="4395"/>
-        <w:jc w:val="both"/>
-        <w:rPr>
-          <w:rFonts w:ascii="Arial" w:eastAsia="Calibri" w:hAnsi="Arial" w:cs="Arial"/>
-          <w:b/>
-          <w:lang w:val="es-CO" w:eastAsia="es-CO"/>
-        </w:rPr>
-      </w:pPr>
-      <w:r>
-        <w:rPr>
-          <w:rFonts w:ascii="Arial" w:eastAsia="Calibri" w:hAnsi="Arial" w:cs="Arial"/>
-          <w:b/>
-          <w:lang w:val="es-CO" w:eastAsia="es-CO"/>
-        </w:rPr>
-        <w:t>RESUELVE</w:t>
-      </w:r>
-    </w:p>
-    <w:p>
-      <w:pPr>
-        <w:autoSpaceDE w:val="0"/>
-        <w:autoSpaceDN w:val="0"/>
-        <w:adjustRightInd w:val="0"/>
-        <w:spacing w:after="160" w:line="259" w:lineRule="auto"/>
-        <w:jc w:val="both"/>
-        <w:rPr>
-          <w:rFonts w:ascii="Arial" w:eastAsia="Calibri" w:hAnsi="Arial" w:cs="Arial"/>
-          <w:lang w:val="es-CO" w:eastAsia="es-CO"/>
-        </w:rPr>
-      </w:pPr>
-      <w:r>
-        <w:rPr>
-          <w:rFonts w:ascii="Arial" w:eastAsia="Calibri" w:hAnsi="Arial" w:cs="Arial"/>
-          <w:b/>
-          <w:lang w:val="es-CO" w:eastAsia="es-CO"/>
-        </w:rPr>
-        <w:t>INFORMAR</w:t>
-      </w:r>
-      <w:r>
-        <w:rPr>
-          <w:rFonts w:ascii="Arial" w:eastAsia="Calibri" w:hAnsi="Arial" w:cs="Arial"/>
-          <w:lang w:val="es-CO" w:eastAsia="es-CO"/>
-        </w:rPr>
-        <w:t xml:space="preserve"> al </w:t>
-      </w:r>
-      <w:r>
-        <w:rPr>
-          <w:rFonts w:ascii="Arial" w:eastAsia="Calibri" w:hAnsi="Arial" w:cs="Arial"/>
-          <w:lang w:val="es-CO" w:eastAsia="es-CO"/>
-        </w:rPr>
-        <w:t>peticionario(a)</w:t>
-      </w:r>
-      <w:r>
-        <w:rPr>
-          <w:rFonts w:ascii="Arial" w:eastAsia="Calibri" w:hAnsi="Arial" w:cs="Arial"/>
-          <w:lang w:val="es-CO" w:eastAsia="es-CO"/>
-        </w:rPr>
-        <w:t xml:space="preserve"> que se dio de baja y se retiró de facturación la cuenta contrato </w:t>
-      </w:r>
-      <w:r>
-        <w:rPr>
-          <w:rFonts w:ascii="Arial" w:eastAsia="Calibri" w:hAnsi="Arial" w:cs="Arial"/>
-          <w:b/>
-          <w:bCs/>
-          <w:lang w:val="es-CO" w:eastAsia="es-CO"/>
-        </w:rPr>
-        <w:t xml:space="preserve">No. </w:t>
-      </w:r>
-      <w:r>
-        <w:rPr>
-          <w:rFonts w:ascii="Arial" w:eastAsia="Calibri" w:hAnsi="Arial" w:cs="Arial"/>
-          <w:b/>
-          <w:bCs/>
-          <w:lang w:val="es-CO" w:eastAsia="es-CO"/>
-        </w:rPr>
-        <w:fldChar w:fldCharType="begin"/>
-      </w:r>
-      <w:r>
-        <w:rPr>
-          <w:rFonts w:ascii="Arial" w:eastAsia="Calibri" w:hAnsi="Arial" w:cs="Arial"/>
-          <w:b/>
-          <w:bCs/>
-          <w:lang w:val="es-CO" w:eastAsia="es-CO"/>
-        </w:rPr>
-        <w:instrText xml:space="preserve"> MERGEFIELD Ctacontrato </w:instrText>
-      </w:r>
-      <w:r>
-        <w:rPr>
-          <w:rFonts w:ascii="Arial" w:eastAsia="Calibri" w:hAnsi="Arial" w:cs="Arial"/>
-          <w:b/>
-          <w:bCs/>
-          <w:lang w:val="es-CO" w:eastAsia="es-CO"/>
-        </w:rPr>
-        <w:fldChar w:fldCharType="separate"/>
-      </w:r>
-      <w:r>
-        <w:rPr>
-          <w:rFonts w:ascii="Arial" w:eastAsia="Calibri" w:hAnsi="Arial" w:cs="Arial"/>
-          <w:b/>
-          <w:bCs/>
-          <w:noProof/>
-          <w:lang w:val="es-CO" w:eastAsia="es-CO"/>
-        </w:rPr>
-        <w:t xml:space="preserve">10334716.0</w:t>
-      </w:r>
-      <w:r>
-        <w:rPr>
-          <w:rFonts w:ascii="Arial" w:eastAsia="Calibri" w:hAnsi="Arial" w:cs="Arial"/>
-          <w:b/>
-          <w:bCs/>
-          <w:lang w:val="es-CO" w:eastAsia="es-CO"/>
-        </w:rPr>
-        <w:fldChar w:fldCharType="end"/>
-      </w:r>
-      <w:r>
-        <w:rPr>
-          <w:rFonts w:ascii="Arial" w:eastAsia="Calibri" w:hAnsi="Arial" w:cs="Arial"/>
-          <w:lang w:val="es-CO" w:eastAsia="es-CO"/>
-        </w:rPr>
-        <w:t>, según lo expuesto en la parte motiva.</w:t>
-      </w:r>
-    </w:p>
-    <w:p>
-      <w:pPr>
-        <w:contextualSpacing/>
-        <w:jc w:val="both"/>
-        <w:rPr>
-          <w:rFonts w:ascii="Arial" w:eastAsia="Calibri" w:hAnsi="Arial" w:cs="Arial"/>
-          <w:b/>
-          <w:lang w:val="es-CO" w:eastAsia="es-CO"/>
-        </w:rPr>
-      </w:pPr>
-      <w:bookmarkStart w:id="1" w:name="_Hlk124083949"/>
-      <w:bookmarkStart w:id="2" w:name="_Hlk117529920"/>
-      <w:bookmarkStart w:id="3" w:name="_Hlk108018288"/>
-      <w:bookmarkStart w:id="4" w:name="_Hlk101462265"/>
-    </w:p>
-    <w:p>
-      <w:pPr>
-        <w:contextualSpacing/>
-        <w:jc w:val="both"/>
-        <w:rPr>
-          <w:rFonts w:ascii="Arial" w:hAnsi="Arial" w:cs="Arial"/>
-        </w:rPr>
-      </w:pPr>
-      <w:r>
-        <w:rPr>
-          <w:rFonts w:ascii="Arial" w:hAnsi="Arial" w:cs="Arial"/>
-          <w:b/>
-        </w:rPr>
-        <w:t xml:space="preserve">RESOLVER </w:t>
-      </w:r>
-      <w:bookmarkStart w:id="5" w:name="_Hlk125988342"/>
-      <w:r>
-        <w:rPr>
-          <w:rFonts w:ascii="Arial" w:hAnsi="Arial" w:cs="Arial"/>
-        </w:rPr>
-        <w:t>cada una de las inquietudes presentadas, de acuerdo con lo expuesto en la parte motiva del presente acto administrativo.</w:t>
-      </w:r>
-      <w:bookmarkEnd w:id="1"/>
-      <w:bookmarkEnd w:id="5"/>
-    </w:p>
-    <w:bookmarkEnd w:id="2"/>
-    <w:p>
-      <w:pPr>
-        <w:jc w:val="both"/>
-        <w:rPr>
-          <w:rFonts w:ascii="Arial" w:hAnsi="Arial" w:cs="Arial"/>
-          <w:b/>
-          <w:lang w:eastAsia="es-CO"/>
-        </w:rPr>
-      </w:pPr>
-    </w:p>
-    <w:p>
-      <w:pPr>
-        <w:suppressAutoHyphens/>
-        <w:spacing w:after="160" w:line="259" w:lineRule="auto"/>
-        <w:contextualSpacing/>
-        <w:jc w:val="both"/>
-        <w:rPr>
-          <w:rFonts w:ascii="Arial" w:eastAsia="Calibri" w:hAnsi="Arial" w:cs="Arial"/>
-          <w:lang w:val="es-CO" w:eastAsia="en-US"/>
-        </w:rPr>
-      </w:pPr>
-      <w:bookmarkStart w:id="6" w:name="_Hlk170132818"/>
-      <w:bookmarkStart w:id="7" w:name="_Hlk106184349"/>
-      <w:bookmarkEnd w:id="3"/>
-      <w:bookmarkEnd w:id="4"/>
-      <w:r>
-        <w:rPr>
-          <w:rFonts w:ascii="Arial" w:eastAsia="Calibri" w:hAnsi="Arial" w:cs="Arial"/>
-          <w:b/>
-          <w:lang w:val="es-CO" w:eastAsia="en-US"/>
-        </w:rPr>
-        <w:t xml:space="preserve">NOTIFICAR </w:t>
-      </w:r>
-      <w:r>
-        <w:rPr>
-          <w:rFonts w:ascii="Arial" w:eastAsia="Calibri" w:hAnsi="Arial" w:cs="Arial"/>
-          <w:lang w:val="es-CO" w:eastAsia="en-US"/>
-        </w:rPr>
-        <w:t xml:space="preserve">el contenido del presente Acto Administrativo, de acuerdo con los lineamientos legales establecidos en los artículos 56 y 57 del Código de Procedimiento Administrativo y de lo Contencioso Administrativo, enviando para tal efecto copia del presente acto administrativo al peticionario </w:t>
-      </w:r>
-      <w:r>
-        <w:rPr>
-          <w:rFonts w:ascii="Arial" w:eastAsia="Calibri" w:hAnsi="Arial" w:cs="Arial"/>
-          <w:b/>
-          <w:bCs/>
-          <w:lang w:val="es-CO" w:eastAsia="en-US"/>
-        </w:rPr>
-        <w:fldChar w:fldCharType="begin"/>
-      </w:r>
-      <w:r>
-        <w:rPr>
-          <w:rFonts w:ascii="Arial" w:eastAsia="Calibri" w:hAnsi="Arial" w:cs="Arial"/>
-          <w:b/>
-          <w:bCs/>
-          <w:lang w:val="es-CO" w:eastAsia="en-US"/>
-        </w:rPr>
-        <w:instrText xml:space="preserve"> MERGEFIELD nombre_radicado </w:instrText>
-      </w:r>
-      <w:r>
-        <w:rPr>
-          <w:rFonts w:ascii="Arial" w:eastAsia="Calibri" w:hAnsi="Arial" w:cs="Arial"/>
-          <w:lang w:val="es-CO" w:eastAsia="en-US"/>
-        </w:rPr>
-        <w:instrText>\* Upper</w:instrText>
-      </w:r>
-      <w:r>
-        <w:rPr>
-          <w:rFonts w:ascii="Arial" w:eastAsia="Calibri" w:hAnsi="Arial" w:cs="Arial"/>
-          <w:b/>
-          <w:bCs/>
-          <w:lang w:val="es-CO" w:eastAsia="en-US"/>
-        </w:rPr>
-        <w:fldChar w:fldCharType="separate"/>
-      </w:r>
-      <w:r>
-        <w:rPr>
-          <w:rFonts w:ascii="Arial" w:eastAsia="Calibri" w:hAnsi="Arial" w:cs="Arial"/>
-          <w:b/>
-          <w:bCs/>
-          <w:noProof/>
-          <w:lang w:val="es-CO" w:eastAsia="en-US"/>
-        </w:rPr>
-        <w:t xml:space="preserve">Viviana Pineda</w:t>
-      </w:r>
-      <w:r>
-        <w:rPr>
-          <w:rFonts w:ascii="Arial" w:eastAsia="Calibri" w:hAnsi="Arial" w:cs="Arial"/>
-          <w:b/>
-          <w:bCs/>
-          <w:lang w:val="es-CO" w:eastAsia="en-US"/>
-        </w:rPr>
-        <w:fldChar w:fldCharType="end"/>
-      </w:r>
-      <w:r>
-        <w:rPr>
-          <w:rFonts w:ascii="Arial" w:eastAsia="Calibri" w:hAnsi="Arial" w:cs="Arial"/>
-          <w:lang w:val="es-CO" w:eastAsia="en-US"/>
-        </w:rPr>
-        <w:t xml:space="preserve"> al correo electrónico </w:t>
-      </w:r>
-      <w:r>
-        <w:rPr>
-          <w:rFonts w:ascii="Arial" w:eastAsia="Calibri" w:hAnsi="Arial" w:cs="Arial"/>
-          <w:b/>
-          <w:bCs/>
-          <w:lang w:val="es-CO" w:eastAsia="en-US"/>
-        </w:rPr>
-        <w:fldChar w:fldCharType="begin"/>
-      </w:r>
-      <w:r>
-        <w:rPr>
-          <w:rFonts w:ascii="Arial" w:eastAsia="Calibri" w:hAnsi="Arial" w:cs="Arial"/>
-          <w:b/>
-          <w:bCs/>
-          <w:lang w:val="es-CO" w:eastAsia="en-US"/>
-        </w:rPr>
-        <w:instrText xml:space="preserve"> MERGEFIELD correo </w:instrText>
-      </w:r>
-      <w:r>
-        <w:rPr>
-          <w:rFonts w:ascii="Arial" w:eastAsia="Calibri" w:hAnsi="Arial" w:cs="Arial"/>
-          <w:b/>
-          <w:bCs/>
-          <w:lang w:val="es-CO" w:eastAsia="en-US"/>
-        </w:rPr>
-        <w:fldChar w:fldCharType="separate"/>
-      </w:r>
-      <w:r>
-        <w:rPr>
-          <w:rFonts w:ascii="Arial" w:eastAsia="Calibri" w:hAnsi="Arial" w:cs="Arial"/>
-          <w:b/>
-          <w:bCs/>
-          <w:noProof/>
-          <w:lang w:val="es-CO" w:eastAsia="en-US"/>
-        </w:rPr>
-        <w:t xml:space="preserve">organizacionbonanzacontable@gmail.com</w:t>
-      </w:r>
-      <w:r>
-        <w:rPr>
-          <w:rFonts w:ascii="Arial" w:eastAsia="Calibri" w:hAnsi="Arial" w:cs="Arial"/>
-          <w:b/>
-          <w:bCs/>
-          <w:lang w:val="es-CO" w:eastAsia="en-US"/>
-        </w:rPr>
-        <w:fldChar w:fldCharType="end"/>
-      </w:r>
-      <w:r>
-        <w:rPr>
-          <w:rFonts w:ascii="Arial" w:eastAsia="Calibri" w:hAnsi="Arial" w:cs="Arial"/>
-          <w:lang w:val="es-CO" w:eastAsia="en-US"/>
-        </w:rPr>
-        <w:t xml:space="preserve">; en caso de presentar fallo en la entrega del correo </w:t>
-      </w:r>
-      <w:r>
-        <w:rPr>
-          <w:rFonts w:ascii="Arial" w:eastAsia="Calibri" w:hAnsi="Arial" w:cs="Arial"/>
-          <w:lang w:val="es-CO" w:eastAsia="en-US"/>
-        </w:rPr>
-        <w:lastRenderedPageBreak/>
-        <w:t xml:space="preserve">electrónico y acorde con los lineamientos legales establecidos en los artículos 67, 68 y 69 del Código de Procedimiento Administrativo y de lo Contencioso Administrativo enviar CITACION para notificación personal al peticionario </w:t>
-      </w:r>
-      <w:r>
-        <w:rPr>
-          <w:rFonts w:ascii="Arial" w:eastAsia="Calibri" w:hAnsi="Arial" w:cs="Arial"/>
-          <w:b/>
-          <w:bCs/>
-          <w:lang w:val="es-CO" w:eastAsia="en-US"/>
-        </w:rPr>
-        <w:fldChar w:fldCharType="begin"/>
-      </w:r>
-      <w:r>
-        <w:rPr>
-          <w:rFonts w:ascii="Arial" w:eastAsia="Calibri" w:hAnsi="Arial" w:cs="Arial"/>
-          <w:b/>
-          <w:bCs/>
-          <w:lang w:val="es-CO" w:eastAsia="en-US"/>
-        </w:rPr>
-        <w:instrText xml:space="preserve"> MERGEFIELD nombre_radicado </w:instrText>
-      </w:r>
-      <w:r>
-        <w:rPr>
-          <w:rFonts w:ascii="Arial" w:eastAsia="Calibri" w:hAnsi="Arial" w:cs="Arial"/>
-          <w:lang w:val="es-CO" w:eastAsia="en-US"/>
-        </w:rPr>
-        <w:instrText>\* Upper</w:instrText>
-      </w:r>
-      <w:r>
-        <w:rPr>
-          <w:rFonts w:ascii="Arial" w:eastAsia="Calibri" w:hAnsi="Arial" w:cs="Arial"/>
-          <w:b/>
-          <w:bCs/>
-          <w:lang w:val="es-CO" w:eastAsia="en-US"/>
-        </w:rPr>
-        <w:fldChar w:fldCharType="separate"/>
-      </w:r>
-      <w:r>
-        <w:rPr>
-          <w:rFonts w:ascii="Arial" w:eastAsia="Calibri" w:hAnsi="Arial" w:cs="Arial"/>
-          <w:b/>
-          <w:bCs/>
-          <w:noProof/>
-          <w:lang w:val="es-CO" w:eastAsia="en-US"/>
-        </w:rPr>
-        <w:t xml:space="preserve">Viviana Pineda</w:t>
-      </w:r>
-      <w:r>
-        <w:rPr>
-          <w:rFonts w:ascii="Arial" w:eastAsia="Calibri" w:hAnsi="Arial" w:cs="Arial"/>
-          <w:b/>
-          <w:bCs/>
-          <w:lang w:val="es-CO" w:eastAsia="en-US"/>
-        </w:rPr>
-        <w:fldChar w:fldCharType="end"/>
-      </w:r>
-      <w:r>
-        <w:rPr>
-          <w:rFonts w:ascii="Arial" w:eastAsia="Calibri" w:hAnsi="Arial" w:cs="Arial"/>
-          <w:b/>
-          <w:bCs/>
-          <w:lang w:val="es-CO" w:eastAsia="en-US"/>
-        </w:rPr>
-        <w:t xml:space="preserve"> </w:t>
-      </w:r>
-      <w:r>
-        <w:rPr>
-          <w:rFonts w:ascii="Arial" w:eastAsia="Calibri" w:hAnsi="Arial" w:cs="Arial"/>
-          <w:lang w:val="es-CO" w:eastAsia="en-US"/>
-        </w:rPr>
-        <w:t xml:space="preserve">a la dirección </w:t>
-      </w:r>
-      <w:r>
-        <w:rPr>
-          <w:rFonts w:ascii="Arial" w:eastAsia="Calibri" w:hAnsi="Arial" w:cs="Arial"/>
-          <w:b/>
-          <w:bCs/>
-          <w:lang w:val="es-CO" w:eastAsia="en-US"/>
-        </w:rPr>
-        <w:fldChar w:fldCharType="begin"/>
-      </w:r>
-      <w:r>
-        <w:rPr>
-          <w:rFonts w:ascii="Arial" w:eastAsia="Calibri" w:hAnsi="Arial" w:cs="Arial"/>
-          <w:b/>
-          <w:bCs/>
-          <w:lang w:val="es-CO" w:eastAsia="en-US"/>
-        </w:rPr>
-        <w:instrText xml:space="preserve"> MERGEFIELD direccion </w:instrText>
-      </w:r>
-      <w:r>
-        <w:rPr>
-          <w:rFonts w:ascii="Arial" w:eastAsia="Calibri" w:hAnsi="Arial" w:cs="Arial"/>
-          <w:b/>
-          <w:bCs/>
-          <w:lang w:val="es-CO" w:eastAsia="en-US"/>
-        </w:rPr>
-        <w:fldChar w:fldCharType="separate"/>
-      </w:r>
-      <w:r>
-        <w:rPr>
-          <w:rFonts w:ascii="Arial" w:eastAsia="Calibri" w:hAnsi="Arial" w:cs="Arial"/>
-          <w:b/>
-          <w:bCs/>
-          <w:noProof/>
-          <w:lang w:val="es-CO" w:eastAsia="en-US"/>
-        </w:rPr>
         <w:t xml:space="preserve">0</w:t>
       </w:r>
       <w:r>
@@ -1374,51 +1398,19 @@
         <w:t>en la ciudad de Bogotá D.C. Tel.:</w:t>
       </w:r>
       <w:r>
+        <w:t xml:space="preserve"> </w:t>
+      </w:r>
+      <w:bookmarkStart w:id="8" w:name="_Hlk224806951"/>
+      <w:r>
         <w:rPr>
           <w:rFonts w:ascii="Arial" w:eastAsia="Calibri" w:hAnsi="Arial" w:cs="Arial"/>
           <w:b/>
           <w:bCs/>
           <w:lang w:val="es-CO" w:eastAsia="en-US"/>
         </w:rPr>
-        <w:fldChar w:fldCharType="begin"/>
-      </w:r>
-      <w:r>
-        <w:rPr>
-          <w:rFonts w:ascii="Arial" w:eastAsia="Calibri" w:hAnsi="Arial" w:cs="Arial"/>
-          <w:b/>
-          <w:bCs/>
-          <w:lang w:val="es-CO" w:eastAsia="en-US"/>
-        </w:rPr>
-        <w:instrText xml:space="preserve"> MERGEFIELD telefono </w:instrText>
-      </w:r>
-      <w:r>
-        <w:rPr>
-          <w:rFonts w:ascii="Arial" w:eastAsia="Calibri" w:hAnsi="Arial" w:cs="Arial"/>
-          <w:b/>
-          <w:bCs/>
-          <w:lang w:val="es-CO" w:eastAsia="en-US"/>
-        </w:rPr>
-        <w:fldChar w:fldCharType="separate"/>
-      </w:r>
-      <w:r>
-        <w:rPr>
-          <w:rFonts w:ascii="Arial" w:eastAsia="Calibri" w:hAnsi="Arial" w:cs="Arial"/>
-          <w:b/>
-          <w:bCs/>
-          <w:noProof/>
-          <w:lang w:val="es-CO" w:eastAsia="en-US"/>
-        </w:rPr>
         <w:t xml:space="preserve">N@C</w:t>
       </w:r>
-      <w:r>
-        <w:rPr>
-          <w:rFonts w:ascii="Arial" w:eastAsia="Calibri" w:hAnsi="Arial" w:cs="Arial"/>
-          <w:b/>
-          <w:bCs/>
-          <w:lang w:val="es-CO" w:eastAsia="en-US"/>
-        </w:rPr>
-        <w:fldChar w:fldCharType="end"/>
-      </w:r>
+      <w:bookmarkEnd w:id="8"/>
       <w:r>
         <w:rPr>
           <w:rFonts w:ascii="Arial" w:eastAsia="Calibri" w:hAnsi="Arial" w:cs="Arial"/>
@@ -1429,382 +1421,134 @@
     </w:p>
     <w:p>
       <w:pPr>
-        <w:suppressAutoHyphens/>
-        <w:spacing w:after="160" w:line="259" w:lineRule="auto"/>
-        <w:contextualSpacing/>
         <w:jc w:val="both"/>
         <w:rPr>
-          <w:rFonts w:ascii="Arial" w:eastAsia="Calibri" w:hAnsi="Arial" w:cs="Arial"/>
-          <w:lang w:val="es-CO" w:eastAsia="en-US"/>
+          <w:rFonts w:ascii="Arial" w:hAnsi="Arial" w:cs="Arial"/>
+          <w:lang w:val="es-ES"/>
         </w:rPr>
       </w:pPr>
     </w:p>
     <w:p>
       <w:pPr>
-        <w:contextualSpacing/>
+        <w:pStyle w:val="Prrafodelista"/>
+        <w:numPr>
+          <w:ilvl w:val="0"/>
+          <w:numId w:val="47"/>
+        </w:numPr>
+        <w:ind w:left="142"/>
         <w:jc w:val="both"/>
         <w:rPr>
           <w:rFonts w:ascii="Arial" w:hAnsi="Arial" w:cs="Arial"/>
+          <w:lang w:val="es-CO"/>
         </w:rPr>
       </w:pPr>
       <w:r>
         <w:rPr>
           <w:rFonts w:ascii="Arial" w:hAnsi="Arial" w:cs="Arial"/>
           <w:b/>
-        </w:rPr>
-        <w:t xml:space="preserve">NOTIFICAR </w:t>
-      </w:r>
-      <w:r>
-        <w:rPr>
-          <w:rFonts w:ascii="Arial" w:hAnsi="Arial" w:cs="Arial"/>
-        </w:rPr>
-        <w:t xml:space="preserve">el contenido del presente Acto Administrativo, de acuerdo con los lineamientos legales establecidos en los artículos 67,68 y 69 del Código de Procedimiento Administrativo y de lo Contencioso Administrativo, enviando para tal efecto Citación Para Notificación Personal al peticionario </w:t>
-      </w:r>
-      <w:r>
-        <w:rPr>
-          <w:rFonts w:ascii="Arial" w:hAnsi="Arial" w:cs="Arial"/>
-          <w:b/>
-          <w:bCs/>
-        </w:rPr>
-        <w:fldChar w:fldCharType="begin"/>
-      </w:r>
-      <w:r>
-        <w:rPr>
-          <w:rFonts w:ascii="Arial" w:hAnsi="Arial" w:cs="Arial"/>
-          <w:b/>
-          <w:bCs/>
-        </w:rPr>
-        <w:instrText xml:space="preserve"> MERGEFIELD nombre_radicado </w:instrText>
-      </w:r>
-      <w:r>
-        <w:rPr>
-          <w:rFonts w:ascii="Arial" w:hAnsi="Arial" w:cs="Arial"/>
-        </w:rPr>
-        <w:instrText>\* Upper</w:instrText>
-      </w:r>
-      <w:r>
-        <w:rPr>
-          <w:rFonts w:ascii="Arial" w:hAnsi="Arial" w:cs="Arial"/>
-          <w:b/>
-          <w:bCs/>
-        </w:rPr>
-        <w:instrText xml:space="preserve"> </w:instrText>
-      </w:r>
-      <w:r>
-        <w:rPr>
-          <w:rFonts w:ascii="Arial" w:hAnsi="Arial" w:cs="Arial"/>
-          <w:b/>
-          <w:bCs/>
-        </w:rPr>
-        <w:fldChar w:fldCharType="separate"/>
-      </w:r>
-      <w:r>
-        <w:rPr>
-          <w:rFonts w:ascii="Arial" w:hAnsi="Arial" w:cs="Arial"/>
-          <w:b/>
-          <w:bCs/>
-          <w:noProof/>
-        </w:rPr>
-        <w:t xml:space="preserve">Viviana Pineda</w:t>
-      </w:r>
-      <w:r>
-        <w:rPr>
-          <w:rFonts w:ascii="Arial" w:hAnsi="Arial" w:cs="Arial"/>
-          <w:b/>
-          <w:bCs/>
-        </w:rPr>
-        <w:fldChar w:fldCharType="end"/>
-      </w:r>
-      <w:r>
-        <w:rPr>
-          <w:rFonts w:ascii="Arial" w:hAnsi="Arial" w:cs="Arial"/>
-          <w:b/>
-          <w:bCs/>
-          <w:color w:val="FF0000"/>
-        </w:rPr>
-        <w:t xml:space="preserve"> </w:t>
-      </w:r>
-      <w:r>
-        <w:rPr>
-          <w:rFonts w:ascii="Arial" w:hAnsi="Arial" w:cs="Arial"/>
-        </w:rPr>
-        <w:t xml:space="preserve">a la dirección </w:t>
-      </w:r>
-      <w:r>
-        <w:rPr>
-          <w:rFonts w:ascii="Arial" w:hAnsi="Arial" w:cs="Arial"/>
-          <w:b/>
-          <w:bCs/>
-        </w:rPr>
-        <w:fldChar w:fldCharType="begin"/>
-      </w:r>
-      <w:r>
-        <w:rPr>
-          <w:rFonts w:ascii="Arial" w:hAnsi="Arial" w:cs="Arial"/>
-          <w:b/>
-          <w:bCs/>
-        </w:rPr>
-        <w:instrText xml:space="preserve"> MERGEFIELD direccion </w:instrText>
-      </w:r>
-      <w:r>
-        <w:rPr>
-          <w:rFonts w:ascii="Arial" w:hAnsi="Arial" w:cs="Arial"/>
-          <w:b/>
-          <w:bCs/>
-        </w:rPr>
-        <w:fldChar w:fldCharType="separate"/>
-      </w:r>
-      <w:r>
-        <w:rPr>
-          <w:rFonts w:ascii="Arial" w:hAnsi="Arial" w:cs="Arial"/>
-          <w:b/>
-          <w:bCs/>
-          <w:noProof/>
-        </w:rPr>
-        <w:t xml:space="preserve">0</w:t>
-      </w:r>
-      <w:r>
-        <w:rPr>
-          <w:rFonts w:ascii="Arial" w:hAnsi="Arial" w:cs="Arial"/>
-          <w:b/>
-          <w:bCs/>
-        </w:rPr>
-        <w:fldChar w:fldCharType="end"/>
-      </w:r>
-      <w:r>
-        <w:rPr>
-          <w:rFonts w:ascii="Arial" w:hAnsi="Arial" w:cs="Arial"/>
-          <w:b/>
-          <w:bCs/>
-          <w:color w:val="FF0000"/>
-        </w:rPr>
-        <w:t xml:space="preserve"> </w:t>
-      </w:r>
-      <w:r>
-        <w:rPr>
-          <w:rFonts w:ascii="Arial" w:hAnsi="Arial" w:cs="Arial"/>
-        </w:rPr>
-        <w:t>en la ciudad de Bogotá D.C., TEL.:</w:t>
-      </w:r>
-      <w:r>
-        <w:rPr>
-          <w:rFonts w:ascii="Arial" w:hAnsi="Arial" w:cs="Arial"/>
-          <w:b/>
-          <w:bCs/>
-        </w:rPr>
-        <w:fldChar w:fldCharType="begin"/>
-      </w:r>
-      <w:r>
-        <w:rPr>
-          <w:rFonts w:ascii="Arial" w:hAnsi="Arial" w:cs="Arial"/>
-          <w:b/>
-          <w:bCs/>
-        </w:rPr>
-        <w:instrText xml:space="preserve"> MERGEFIELD telefono </w:instrText>
-      </w:r>
-      <w:r>
-        <w:rPr>
-          <w:rFonts w:ascii="Arial" w:hAnsi="Arial" w:cs="Arial"/>
-          <w:b/>
-          <w:bCs/>
-        </w:rPr>
-        <w:fldChar w:fldCharType="separate"/>
-      </w:r>
-      <w:r>
-        <w:rPr>
-          <w:rFonts w:ascii="Arial" w:hAnsi="Arial" w:cs="Arial"/>
-          <w:b/>
-          <w:bCs/>
-          <w:noProof/>
-        </w:rPr>
-        <w:t xml:space="preserve">N@C</w:t>
-      </w:r>
-      <w:r>
-        <w:rPr>
-          <w:rFonts w:ascii="Arial" w:hAnsi="Arial" w:cs="Arial"/>
-          <w:b/>
-          <w:bCs/>
-        </w:rPr>
-        <w:fldChar w:fldCharType="end"/>
-      </w:r>
-      <w:r>
-        <w:rPr>
-          <w:rFonts w:ascii="Arial" w:hAnsi="Arial" w:cs="Arial"/>
-        </w:rPr>
-        <w:t xml:space="preserve"> . En caso de no surtirse la notificación personal, procédase a la notificación por aviso, de conformidad con lo dispuesto en el artículo 69 de la Ley 1437 de 2011.</w:t>
-      </w:r>
-      <w:bookmarkEnd w:id="6"/>
-      <w:bookmarkEnd w:id="7"/>
+          <w:lang w:val="es-ES"/>
+        </w:rPr>
+        <w:t>INFORMAR</w:t>
+      </w:r>
+      <w:r>
+        <w:rPr>
+          <w:rFonts w:ascii="Arial" w:hAnsi="Arial" w:cs="Arial"/>
+          <w:lang w:val="es-ES"/>
+        </w:rPr>
+        <w:t xml:space="preserve"> al usuario reclamante que contra la presente decisión no proceden los recursos de Ley de acuerdo con lo estipulado en el artículo 75 de la Ley 1437 de 2011.</w:t>
+      </w:r>
     </w:p>
     <w:p>
       <w:pPr>
-        <w:contextualSpacing/>
         <w:jc w:val="both"/>
         <w:rPr>
           <w:rFonts w:ascii="Arial" w:hAnsi="Arial" w:cs="Arial"/>
-          <w:b/>
-          <w:bCs/>
+          <w:lang w:val="es-CO"/>
         </w:rPr>
       </w:pPr>
     </w:p>
     <w:p>
       <w:pPr>
-        <w:autoSpaceDE w:val="0"/>
-        <w:autoSpaceDN w:val="0"/>
-        <w:adjustRightInd w:val="0"/>
-        <w:spacing w:after="160" w:line="259" w:lineRule="auto"/>
         <w:jc w:val="both"/>
         <w:rPr>
-          <w:rFonts w:ascii="Arial" w:eastAsia="Calibri" w:hAnsi="Arial" w:cs="Arial"/>
-          <w:lang w:val="es-CO" w:eastAsia="es-CO"/>
-        </w:rPr>
-      </w:pPr>
-      <w:r>
-        <w:rPr>
-          <w:rFonts w:ascii="Arial" w:eastAsia="Calibri" w:hAnsi="Arial" w:cs="Arial"/>
-          <w:b/>
-          <w:lang w:val="es-CO" w:eastAsia="es-CO"/>
-        </w:rPr>
-        <w:t>INFORMAR</w:t>
-      </w:r>
-      <w:r>
-        <w:rPr>
-          <w:rFonts w:ascii="Arial" w:eastAsia="Calibri" w:hAnsi="Arial" w:cs="Arial"/>
-          <w:lang w:val="es-CO" w:eastAsia="es-CO"/>
-        </w:rPr>
-        <w:t xml:space="preserve"> al usuario que contra la presente decisión no proceden los recursos de Ley de acuerdo con lo estipulado en el artículo 75 del Código Contencioso Administrativo.</w:t>
+          <w:rFonts w:ascii="Arial" w:hAnsi="Arial" w:cs="Arial"/>
+          <w:i/>
+          <w:lang w:val="es-ES"/>
+        </w:rPr>
+      </w:pPr>
+      <w:r>
+        <w:rPr>
+          <w:rFonts w:ascii="Arial" w:hAnsi="Arial" w:cs="Arial"/>
+          <w:i/>
+          <w:lang w:val="es-ES"/>
+        </w:rPr>
+        <w:t>No proponga ni acepte propuestas deshonestas, no se deje engañar, puede terminar vinculado en un delito (Código Penal Art. 404-407). Recuerde que la EAAB-ESP no recauda dinero en efectivo. Denuncie estas prácticas en la línea telefónica 116 "</w:t>
+      </w:r>
+      <w:proofErr w:type="spellStart"/>
+      <w:r>
+        <w:rPr>
+          <w:rFonts w:ascii="Arial" w:hAnsi="Arial" w:cs="Arial"/>
+          <w:i/>
+          <w:lang w:val="es-ES"/>
+        </w:rPr>
+        <w:t>Acualínea</w:t>
+      </w:r>
+      <w:proofErr w:type="spellEnd"/>
+      <w:r>
+        <w:rPr>
+          <w:rFonts w:ascii="Arial" w:hAnsi="Arial" w:cs="Arial"/>
+          <w:i/>
+          <w:lang w:val="es-ES"/>
+        </w:rPr>
+        <w:t>", donde con gusto lo atenderemos.</w:t>
       </w:r>
     </w:p>
     <w:p>
       <w:pPr>
-        <w:spacing w:after="160" w:line="259" w:lineRule="auto"/>
-        <w:ind w:right="-21"/>
-        <w:contextualSpacing/>
         <w:jc w:val="both"/>
         <w:rPr>
-          <w:rFonts w:ascii="Arial" w:eastAsia="Calibri" w:hAnsi="Arial" w:cs="Arial"/>
+          <w:rFonts w:ascii="Arial" w:hAnsi="Arial" w:cs="Arial"/>
           <w:i/>
-          <w:sz w:val="16"/>
-          <w:szCs w:val="16"/>
-          <w:lang w:val="es-CO" w:eastAsia="en-US"/>
-        </w:rPr>
-      </w:pPr>
-      <w:r>
-        <w:rPr>
-          <w:rFonts w:ascii="Arial" w:eastAsia="Calibri" w:hAnsi="Arial" w:cs="Arial"/>
-          <w:i/>
-          <w:sz w:val="16"/>
-          <w:szCs w:val="16"/>
-          <w:lang w:val="es-CO" w:eastAsia="en-US"/>
-        </w:rPr>
-        <w:t>No proponga ni acepte propuestas deshonestas, no se deje engañar, puede terminar vinculado en un delito (Código Penal Art. 404-407). Recuerde que la EAAB-ESP no recauda dinero en efectivo. Denuncie estas prácticas en la línea telefónica 116 "</w:t>
-      </w:r>
-      <w:proofErr w:type="spellStart"/>
-      <w:r>
-        <w:rPr>
-          <w:rFonts w:ascii="Arial" w:eastAsia="Calibri" w:hAnsi="Arial" w:cs="Arial"/>
-          <w:i/>
-          <w:sz w:val="16"/>
-          <w:szCs w:val="16"/>
-          <w:lang w:val="es-CO" w:eastAsia="en-US"/>
-        </w:rPr>
-        <w:t>Acualínea</w:t>
-      </w:r>
-      <w:proofErr w:type="spellEnd"/>
-      <w:r>
-        <w:rPr>
-          <w:rFonts w:ascii="Arial" w:eastAsia="Calibri" w:hAnsi="Arial" w:cs="Arial"/>
-          <w:i/>
-          <w:sz w:val="16"/>
-          <w:szCs w:val="16"/>
-          <w:lang w:val="es-CO" w:eastAsia="en-US"/>
-        </w:rPr>
-        <w:t>", donde con gusto lo atenderemos.</w:t>
-      </w:r>
+          <w:lang w:val="es-ES"/>
+        </w:rPr>
+      </w:pPr>
     </w:p>
     <w:p>
       <w:pPr>
-        <w:spacing w:after="160" w:line="259" w:lineRule="auto"/>
-        <w:ind w:right="-21"/>
-        <w:contextualSpacing/>
         <w:jc w:val="both"/>
         <w:rPr>
-          <w:rFonts w:ascii="Arial" w:eastAsia="Calibri" w:hAnsi="Arial" w:cs="Arial"/>
+          <w:rFonts w:ascii="Arial" w:hAnsi="Arial" w:cs="Arial"/>
+          <w:b/>
+          <w:lang w:val="es-ES"/>
+        </w:rPr>
+      </w:pPr>
+      <w:r>
+        <w:rPr>
+          <w:rFonts w:ascii="Arial" w:hAnsi="Arial" w:cs="Arial"/>
           <w:i/>
-          <w:sz w:val="16"/>
-          <w:szCs w:val="16"/>
-          <w:lang w:val="es-CO" w:eastAsia="en-US"/>
-        </w:rPr>
-      </w:pPr>
-    </w:p>
-    <w:p>
-      <w:pPr>
-        <w:spacing w:after="160" w:line="259" w:lineRule="auto"/>
-        <w:ind w:right="-21"/>
-        <w:contextualSpacing/>
-        <w:jc w:val="both"/>
-        <w:rPr>
-          <w:rFonts w:ascii="Arial" w:eastAsia="Calibri" w:hAnsi="Arial" w:cs="Arial"/>
-          <w:b/>
-          <w:noProof/>
-          <w:sz w:val="22"/>
-          <w:szCs w:val="22"/>
-          <w:lang w:val="es-CO" w:eastAsia="en-US"/>
-        </w:rPr>
-      </w:pPr>
-      <w:r>
-        <w:rPr>
-          <w:rFonts w:ascii="Arial" w:eastAsia="Calibri" w:hAnsi="Arial" w:cs="Arial"/>
-          <w:i/>
-          <w:sz w:val="16"/>
-          <w:szCs w:val="16"/>
-          <w:lang w:val="es-CO" w:eastAsia="en-US"/>
+          <w:lang w:val="es-ES"/>
         </w:rPr>
         <w:t xml:space="preserve">Visite nuestra página </w:t>
       </w:r>
       <w:hyperlink r:id="rId8" w:history="1">
         <w:r>
           <w:rPr>
-            <w:rFonts w:ascii="Arial" w:eastAsia="Calibri" w:hAnsi="Arial" w:cs="Arial"/>
+            <w:rStyle w:val="Hipervnculo"/>
+            <w:rFonts w:ascii="Arial" w:hAnsi="Arial" w:cs="Arial"/>
             <w:i/>
-            <w:color w:val="0000FF"/>
-            <w:sz w:val="16"/>
-            <w:szCs w:val="16"/>
-            <w:u w:val="single"/>
-            <w:lang w:val="es-CO" w:eastAsia="en-US"/>
+            <w:lang w:val="es-ES"/>
           </w:rPr>
           <w:t>www.acueducto.com.co</w:t>
         </w:r>
       </w:hyperlink>
       <w:r>
         <w:rPr>
-          <w:rFonts w:ascii="Arial" w:eastAsia="Calibri" w:hAnsi="Arial" w:cs="Arial"/>
+          <w:rFonts w:ascii="Arial" w:hAnsi="Arial" w:cs="Arial"/>
           <w:i/>
-          <w:sz w:val="16"/>
-          <w:szCs w:val="16"/>
-          <w:lang w:val="es-CO" w:eastAsia="en-US"/>
-        </w:rPr>
-        <w:t>, pestaña "Servicios" y revise las "Recomendaciones para hacer uso adecuado del agua” y compartirlas con su familia. Agradecemos su atención y cuente con nosotros</w:t>
-      </w:r>
-      <w:r>
-        <w:rPr>
-          <w:rFonts w:ascii="Arial" w:eastAsia="Calibri" w:hAnsi="Arial" w:cs="Arial"/>
-          <w:i/>
-          <w:sz w:val="22"/>
-          <w:szCs w:val="22"/>
-          <w:lang w:val="es-CO" w:eastAsia="en-US"/>
-        </w:rPr>
-        <w:t>.</w:t>
-      </w:r>
-    </w:p>
-    <w:p>
-      <w:pPr>
-        <w:jc w:val="both"/>
-        <w:rPr>
-          <w:rFonts w:ascii="Arial" w:hAnsi="Arial" w:cs="Arial"/>
-          <w:lang w:val="es-CO"/>
-        </w:rPr>
-      </w:pPr>
+          <w:lang w:val="es-ES"/>
+        </w:rPr>
+        <w:t>, pestaña "Servicios" y revise las "Recomendaciones para hacer uso adecuado del agua” y compartirlas con su familia. Agradecemos su atención y cuente con nosotros.</w:t>
+      </w:r>
     </w:p>
     <w:p>
       <w:pPr>
@@ -1923,34 +1667,23 @@
     <w:p>
       <w:pPr>
         <w:jc w:val="both"/>
+      </w:pPr>
+      <w:r>
         <w:rPr>
           <w:rFonts w:ascii="Arial" w:hAnsi="Arial" w:cs="Arial"/>
           <w:sz w:val="16"/>
           <w:szCs w:val="16"/>
         </w:rPr>
-      </w:pPr>
-      <w:r>
-        <w:rPr>
-          <w:rFonts w:ascii="Arial" w:hAnsi="Arial" w:cs="Arial"/>
-          <w:sz w:val="16"/>
-          <w:szCs w:val="16"/>
-        </w:rPr>
         <w:t>Proyectó: Michael B.</w:t>
       </w:r>
-    </w:p>
-    <w:p>
-      <w:pPr>
-        <w:jc w:val="both"/>
-      </w:pPr>
-    </w:p>
-    <w:p>
-      <w:pPr>
-        <w:jc w:val="both"/>
-      </w:pPr>
     </w:p>
     <w:sectPr>
-      <w:headerReference w:type="default" r:id="rId9"/>
-      <w:footerReference w:type="default" r:id="rId10"/>
+      <w:headerReference w:type="even" r:id="rId9"/>
+      <w:headerReference w:type="default" r:id="rId10"/>
+      <w:footerReference w:type="even" r:id="rId11"/>
+      <w:footerReference w:type="default" r:id="rId12"/>
+      <w:headerReference w:type="first" r:id="rId13"/>
+      <w:footerReference w:type="first" r:id="rId14"/>
       <w:pgSz w:w="12240" w:h="15840" w:code="1"/>
       <w:pgMar w:top="1985" w:right="1134" w:bottom="1134" w:left="1560" w:header="567" w:footer="227" w:gutter="0"/>
       <w:cols w:space="720"/>
@@ -1983,6 +1716,16 @@
 <w:ftr xmlns:wpc="http://schemas.microsoft.com/office/word/2010/wordprocessingCanvas" xmlns:cx="http://schemas.microsoft.com/office/drawing/2014/chartex" xmlns:cx1="http://schemas.microsoft.com/office/drawing/2015/9/8/chartex" xmlns:cx2="http://schemas.microsoft.com/office/drawing/2015/10/21/chartex" xmlns:cx3="http://schemas.microsoft.com/office/drawing/2016/5/9/chartex" xmlns:cx4="http://schemas.microsoft.com/office/drawing/2016/5/10/chartex" xmlns:cx5="http://schemas.microsoft.com/office/drawing/2016/5/11/chartex" xmlns:cx6="http://schemas.microsoft.com/office/drawing/2016/5/12/chartex" xmlns:cx7="http://schemas.microsoft.com/office/drawing/2016/5/13/chartex" xmlns:cx8="http://schemas.microsoft.com/office/drawing/2016/5/14/chartex" xmlns:mc="http://schemas.openxmlformats.org/markup-compatibility/2006" xmlns:aink="http://schemas.microsoft.com/office/drawing/2016/ink" xmlns:am3d="http://schemas.microsoft.com/office/drawing/2017/model3d" xmlns:o="urn:schemas-microsoft-com:office:office" xmlns:r="http://schemas.openxmlformats.org/officeDocument/2006/relationships" xmlns:m="http://schemas.openxmlformats.org/officeDocument/2006/math" xmlns:v="urn:schemas-microsoft-com:vml" xmlns:wp14="http://schemas.microsoft.com/office/word/2010/wordprocessingDrawing" xmlns:wp="http://schemas.openxmlformats.org/drawingml/2006/wordprocessingDrawing" xmlns:w10="urn:schemas-microsoft-com:office:word" xmlns:w="http://schemas.openxmlformats.org/wordprocessingml/2006/main" xmlns:w14="http://schemas.microsoft.com/office/word/2010/wordml" xmlns:w15="http://schemas.microsoft.com/office/word/2012/wordml" xmlns:w16cid="http://schemas.microsoft.com/office/word/2016/wordml/cid" xmlns:w16se="http://schemas.microsoft.com/office/word/2015/wordml/symex" xmlns:wpg="http://schemas.microsoft.com/office/word/2010/wordprocessingGroup" xmlns:wpi="http://schemas.microsoft.com/office/word/2010/wordprocessingInk" xmlns:wne="http://schemas.microsoft.com/office/word/2006/wordml" xmlns:wps="http://schemas.microsoft.com/office/word/2010/wordprocessingShape" mc:Ignorable="w14 w15 w16se w16cid wp14">
   <w:p>
     <w:pPr>
+      <w:pStyle w:val="Piedepgina"/>
+    </w:pPr>
+  </w:p>
+</w:ftr>
+</file>
+
+<file path=word/footer2.xml><?xml version="1.0" encoding="utf-8"?>
+<w:ftr xmlns:wpc="http://schemas.microsoft.com/office/word/2010/wordprocessingCanvas" xmlns:cx="http://schemas.microsoft.com/office/drawing/2014/chartex" xmlns:cx1="http://schemas.microsoft.com/office/drawing/2015/9/8/chartex" xmlns:cx2="http://schemas.microsoft.com/office/drawing/2015/10/21/chartex" xmlns:cx3="http://schemas.microsoft.com/office/drawing/2016/5/9/chartex" xmlns:cx4="http://schemas.microsoft.com/office/drawing/2016/5/10/chartex" xmlns:cx5="http://schemas.microsoft.com/office/drawing/2016/5/11/chartex" xmlns:cx6="http://schemas.microsoft.com/office/drawing/2016/5/12/chartex" xmlns:cx7="http://schemas.microsoft.com/office/drawing/2016/5/13/chartex" xmlns:cx8="http://schemas.microsoft.com/office/drawing/2016/5/14/chartex" xmlns:mc="http://schemas.openxmlformats.org/markup-compatibility/2006" xmlns:aink="http://schemas.microsoft.com/office/drawing/2016/ink" xmlns:am3d="http://schemas.microsoft.com/office/drawing/2017/model3d" xmlns:o="urn:schemas-microsoft-com:office:office" xmlns:r="http://schemas.openxmlformats.org/officeDocument/2006/relationships" xmlns:m="http://schemas.openxmlformats.org/officeDocument/2006/math" xmlns:v="urn:schemas-microsoft-com:vml" xmlns:wp14="http://schemas.microsoft.com/office/word/2010/wordprocessingDrawing" xmlns:wp="http://schemas.openxmlformats.org/drawingml/2006/wordprocessingDrawing" xmlns:w10="urn:schemas-microsoft-com:office:word" xmlns:w="http://schemas.openxmlformats.org/wordprocessingml/2006/main" xmlns:w14="http://schemas.microsoft.com/office/word/2010/wordml" xmlns:w15="http://schemas.microsoft.com/office/word/2012/wordml" xmlns:w16cid="http://schemas.microsoft.com/office/word/2016/wordml/cid" xmlns:w16se="http://schemas.microsoft.com/office/word/2015/wordml/symex" xmlns:wpg="http://schemas.microsoft.com/office/word/2010/wordprocessingGroup" xmlns:wpi="http://schemas.microsoft.com/office/word/2010/wordprocessingInk" xmlns:wne="http://schemas.microsoft.com/office/word/2006/wordml" xmlns:wps="http://schemas.microsoft.com/office/word/2010/wordprocessingShape" mc:Ignorable="w14 w15 w16se w16cid wp14">
+  <w:p>
+    <w:pPr>
       <w:rPr>
         <w:rFonts w:ascii="Arial" w:hAnsi="Arial" w:cs="Arial"/>
         <w:sz w:val="16"/>
@@ -1995,7 +1738,7 @@
       <w:pStyle w:val="Piedepgina"/>
       <w:rPr>
         <w:rFonts w:ascii="Arial" w:hAnsi="Arial" w:cs="Arial"/>
-        <w:color w:val="808080"/>
+        <w:color w:val="808080" w:themeColor="background1" w:themeShade="80"/>
         <w:sz w:val="12"/>
         <w:szCs w:val="12"/>
         <w:lang w:val="es-ES"/>
@@ -2009,13 +1752,13 @@
       <mc:AlternateContent>
         <mc:Choice Requires="wps">
           <w:drawing>
-            <wp:anchor distT="45720" distB="45720" distL="114300" distR="114300" simplePos="0" relativeHeight="251661312" behindDoc="0" locked="0" layoutInCell="1" allowOverlap="1" wp14:anchorId="37545B42" wp14:editId="7A32116D">
+            <wp:anchor distT="45720" distB="45720" distL="114300" distR="114300" simplePos="0" relativeHeight="251661312" behindDoc="0" locked="0" layoutInCell="1" allowOverlap="1" wp14:anchorId="37545B42" wp14:editId="59AE4101">
               <wp:simplePos x="0" y="0"/>
-              <wp:positionH relativeFrom="margin">
-                <wp:posOffset>-635</wp:posOffset>
+              <wp:positionH relativeFrom="column">
+                <wp:posOffset>800099</wp:posOffset>
               </wp:positionH>
               <wp:positionV relativeFrom="paragraph">
-                <wp:posOffset>704850</wp:posOffset>
+                <wp:posOffset>571500</wp:posOffset>
               </wp:positionV>
               <wp:extent cx="1076325" cy="228600"/>
               <wp:effectExtent l="0" t="0" r="0" b="0"/>
@@ -2070,7 +1813,7 @@
                               <w:sz w:val="16"/>
                               <w:szCs w:val="16"/>
                             </w:rPr>
-                            <w:t>7</w:t>
+                            <w:t>6</w:t>
                           </w:r>
                         </w:p>
                       </w:txbxContent>
@@ -2096,7 +1839,7 @@
               <v:stroke joinstyle="miter"/>
               <v:path gradientshapeok="t" o:connecttype="rect"/>
             </v:shapetype>
-            <v:shape id="Cuadro de texto 2" o:spid="_x0000_s1026" type="#_x0000_t202" style="position:absolute;margin-left:-.05pt;margin-top:55.5pt;width:84.75pt;height:18pt;z-index:251661312;visibility:visible;mso-wrap-style:square;mso-width-percent:0;mso-height-percent:0;mso-wrap-distance-left:9pt;mso-wrap-distance-top:3.6pt;mso-wrap-distance-right:9pt;mso-wrap-distance-bottom:3.6pt;mso-position-horizontal:absolute;mso-position-horizontal-relative:margin;mso-position-vertical:absolute;mso-position-vertical-relative:text;mso-width-percent:0;mso-height-percent:0;mso-width-relative:margin;mso-height-relative:margin;v-text-anchor:top" o:gfxdata="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" filled="f" stroked="f">
+            <v:shape id="Cuadro de texto 2" o:spid="_x0000_s1026" type="#_x0000_t202" style="position:absolute;margin-left:63pt;margin-top:45pt;width:84.75pt;height:18pt;z-index:251661312;visibility:visible;mso-wrap-style:square;mso-width-percent:0;mso-height-percent:0;mso-wrap-distance-left:9pt;mso-wrap-distance-top:3.6pt;mso-wrap-distance-right:9pt;mso-wrap-distance-bottom:3.6pt;mso-position-horizontal:absolute;mso-position-horizontal-relative:text;mso-position-vertical:absolute;mso-position-vertical-relative:text;mso-width-percent:0;mso-height-percent:0;mso-width-relative:margin;mso-height-relative:margin;v-text-anchor:top" o:gfxdata="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" filled="f" stroked="f">
               <v:textbox>
                 <w:txbxContent>
                   <w:p>
@@ -2121,12 +1864,11 @@
                         <w:sz w:val="16"/>
                         <w:szCs w:val="16"/>
                       </w:rPr>
-                      <w:t>7</w:t>
+                      <w:t>6</w:t>
                     </w:r>
                   </w:p>
                 </w:txbxContent>
               </v:textbox>
-              <w10:wrap anchorx="margin"/>
             </v:shape>
           </w:pict>
         </mc:Fallback>
@@ -2142,7 +1884,7 @@
         <w:lang w:val="es-ES"/>
       </w:rPr>
       <w:drawing>
-        <wp:inline distT="0" distB="0" distL="0" distR="0" wp14:anchorId="0981BEA1" wp14:editId="7954FCA5">
+        <wp:inline distT="0" distB="0" distL="0" distR="0" wp14:anchorId="092B087A" wp14:editId="7CE537BC">
           <wp:extent cx="6061710" cy="735330"/>
           <wp:effectExtent l="0" t="0" r="0" b="7620"/>
           <wp:docPr id="300512885" name="Imagen 10"/>
@@ -2183,19 +1925,21 @@
         </wp:inline>
       </w:drawing>
     </w:r>
+    <w:bookmarkStart w:id="10" w:name="_GoBack"/>
+    <w:bookmarkEnd w:id="10"/>
   </w:p>
   <w:p>
     <w:pPr>
       <w:pStyle w:val="Piedepgina"/>
       <w:jc w:val="right"/>
       <w:rPr>
-        <w:color w:val="404040"/>
+        <w:color w:val="404040" w:themeColor="text1" w:themeTint="BF"/>
       </w:rPr>
     </w:pPr>
     <w:r>
       <w:rPr>
         <w:rFonts w:ascii="Arial" w:hAnsi="Arial" w:cs="Arial"/>
-        <w:color w:val="404040"/>
+        <w:color w:val="404040" w:themeColor="text1" w:themeTint="BF"/>
         <w:sz w:val="12"/>
         <w:szCs w:val="12"/>
         <w:lang w:val="es-ES"/>
@@ -2205,7 +1949,7 @@
     <w:r>
       <w:rPr>
         <w:rFonts w:ascii="Arial" w:hAnsi="Arial" w:cs="Arial"/>
-        <w:color w:val="404040"/>
+        <w:color w:val="404040" w:themeColor="text1" w:themeTint="BF"/>
         <w:sz w:val="12"/>
         <w:szCs w:val="12"/>
       </w:rPr>
@@ -2214,7 +1958,7 @@
     <w:r>
       <w:rPr>
         <w:rFonts w:ascii="Arial" w:hAnsi="Arial" w:cs="Arial"/>
-        <w:color w:val="404040"/>
+        <w:color w:val="404040" w:themeColor="text1" w:themeTint="BF"/>
         <w:sz w:val="12"/>
         <w:szCs w:val="12"/>
       </w:rPr>
@@ -2223,7 +1967,7 @@
     <w:r>
       <w:rPr>
         <w:rFonts w:ascii="Arial" w:hAnsi="Arial" w:cs="Arial"/>
-        <w:color w:val="404040"/>
+        <w:color w:val="404040" w:themeColor="text1" w:themeTint="BF"/>
         <w:sz w:val="12"/>
         <w:szCs w:val="12"/>
       </w:rPr>
@@ -2233,7 +1977,7 @@
       <w:rPr>
         <w:rFonts w:ascii="Arial" w:hAnsi="Arial" w:cs="Arial"/>
         <w:noProof/>
-        <w:color w:val="404040"/>
+        <w:color w:val="404040" w:themeColor="text1" w:themeTint="BF"/>
         <w:sz w:val="12"/>
         <w:szCs w:val="12"/>
       </w:rPr>
@@ -2242,7 +1986,7 @@
     <w:r>
       <w:rPr>
         <w:rFonts w:ascii="Arial" w:hAnsi="Arial" w:cs="Arial"/>
-        <w:color w:val="404040"/>
+        <w:color w:val="404040" w:themeColor="text1" w:themeTint="BF"/>
         <w:sz w:val="12"/>
         <w:szCs w:val="12"/>
       </w:rPr>
@@ -2251,7 +1995,7 @@
     <w:r>
       <w:rPr>
         <w:rFonts w:ascii="Arial" w:hAnsi="Arial" w:cs="Arial"/>
-        <w:color w:val="404040"/>
+        <w:color w:val="404040" w:themeColor="text1" w:themeTint="BF"/>
         <w:sz w:val="12"/>
         <w:szCs w:val="12"/>
         <w:lang w:val="es-ES"/>
@@ -2261,7 +2005,7 @@
     <w:r>
       <w:rPr>
         <w:rFonts w:ascii="Arial" w:hAnsi="Arial" w:cs="Arial"/>
-        <w:color w:val="404040"/>
+        <w:color w:val="404040" w:themeColor="text1" w:themeTint="BF"/>
         <w:sz w:val="12"/>
         <w:szCs w:val="12"/>
       </w:rPr>
@@ -2270,7 +2014,7 @@
     <w:r>
       <w:rPr>
         <w:rFonts w:ascii="Arial" w:hAnsi="Arial" w:cs="Arial"/>
-        <w:color w:val="404040"/>
+        <w:color w:val="404040" w:themeColor="text1" w:themeTint="BF"/>
         <w:sz w:val="12"/>
         <w:szCs w:val="12"/>
       </w:rPr>
@@ -2279,7 +2023,7 @@
     <w:r>
       <w:rPr>
         <w:rFonts w:ascii="Arial" w:hAnsi="Arial" w:cs="Arial"/>
-        <w:color w:val="404040"/>
+        <w:color w:val="404040" w:themeColor="text1" w:themeTint="BF"/>
         <w:sz w:val="12"/>
         <w:szCs w:val="12"/>
       </w:rPr>
@@ -2289,7 +2033,7 @@
       <w:rPr>
         <w:rFonts w:ascii="Arial" w:hAnsi="Arial" w:cs="Arial"/>
         <w:noProof/>
-        <w:color w:val="404040"/>
+        <w:color w:val="404040" w:themeColor="text1" w:themeTint="BF"/>
         <w:sz w:val="12"/>
         <w:szCs w:val="12"/>
       </w:rPr>
@@ -2298,7 +2042,7 @@
     <w:r>
       <w:rPr>
         <w:rFonts w:ascii="Arial" w:hAnsi="Arial" w:cs="Arial"/>
-        <w:color w:val="404040"/>
+        <w:color w:val="404040" w:themeColor="text1" w:themeTint="BF"/>
         <w:sz w:val="12"/>
         <w:szCs w:val="12"/>
       </w:rPr>
@@ -2307,7 +2051,7 @@
     <w:r>
       <w:rPr>
         <w:rFonts w:ascii="Arial" w:hAnsi="Arial" w:cs="Arial"/>
-        <w:color w:val="404040"/>
+        <w:color w:val="404040" w:themeColor="text1" w:themeTint="BF"/>
         <w:sz w:val="12"/>
         <w:szCs w:val="12"/>
       </w:rPr>
@@ -2320,6 +2064,16 @@
       <w:rPr>
         <w:szCs w:val="16"/>
       </w:rPr>
+    </w:pPr>
+  </w:p>
+</w:ftr>
+</file>
+
+<file path=word/footer3.xml><?xml version="1.0" encoding="utf-8"?>
+<w:ftr xmlns:wpc="http://schemas.microsoft.com/office/word/2010/wordprocessingCanvas" xmlns:cx="http://schemas.microsoft.com/office/drawing/2014/chartex" xmlns:cx1="http://schemas.microsoft.com/office/drawing/2015/9/8/chartex" xmlns:cx2="http://schemas.microsoft.com/office/drawing/2015/10/21/chartex" xmlns:cx3="http://schemas.microsoft.com/office/drawing/2016/5/9/chartex" xmlns:cx4="http://schemas.microsoft.com/office/drawing/2016/5/10/chartex" xmlns:cx5="http://schemas.microsoft.com/office/drawing/2016/5/11/chartex" xmlns:cx6="http://schemas.microsoft.com/office/drawing/2016/5/12/chartex" xmlns:cx7="http://schemas.microsoft.com/office/drawing/2016/5/13/chartex" xmlns:cx8="http://schemas.microsoft.com/office/drawing/2016/5/14/chartex" xmlns:mc="http://schemas.openxmlformats.org/markup-compatibility/2006" xmlns:aink="http://schemas.microsoft.com/office/drawing/2016/ink" xmlns:am3d="http://schemas.microsoft.com/office/drawing/2017/model3d" xmlns:o="urn:schemas-microsoft-com:office:office" xmlns:r="http://schemas.openxmlformats.org/officeDocument/2006/relationships" xmlns:m="http://schemas.openxmlformats.org/officeDocument/2006/math" xmlns:v="urn:schemas-microsoft-com:vml" xmlns:wp14="http://schemas.microsoft.com/office/word/2010/wordprocessingDrawing" xmlns:wp="http://schemas.openxmlformats.org/drawingml/2006/wordprocessingDrawing" xmlns:w10="urn:schemas-microsoft-com:office:word" xmlns:w="http://schemas.openxmlformats.org/wordprocessingml/2006/main" xmlns:w14="http://schemas.microsoft.com/office/word/2010/wordml" xmlns:w15="http://schemas.microsoft.com/office/word/2012/wordml" xmlns:w16cid="http://schemas.microsoft.com/office/word/2016/wordml/cid" xmlns:w16se="http://schemas.microsoft.com/office/word/2015/wordml/symex" xmlns:wpg="http://schemas.microsoft.com/office/word/2010/wordprocessingGroup" xmlns:wpi="http://schemas.microsoft.com/office/word/2010/wordprocessingInk" xmlns:wne="http://schemas.microsoft.com/office/word/2006/wordml" xmlns:wps="http://schemas.microsoft.com/office/word/2010/wordprocessingShape" mc:Ignorable="w14 w15 w16se w16cid wp14">
+  <w:p>
+    <w:pPr>
+      <w:pStyle w:val="Piedepgina"/>
     </w:pPr>
   </w:p>
 </w:ftr>
@@ -2349,14 +2103,27 @@
   <w:p>
     <w:pPr>
       <w:pStyle w:val="Encabezado"/>
+    </w:pPr>
+  </w:p>
+</w:hdr>
+</file>
+
+<file path=word/header2.xml><?xml version="1.0" encoding="utf-8"?>
+<w:hdr xmlns:wpc="http://schemas.microsoft.com/office/word/2010/wordprocessingCanvas" xmlns:cx="http://schemas.microsoft.com/office/drawing/2014/chartex" xmlns:cx1="http://schemas.microsoft.com/office/drawing/2015/9/8/chartex" xmlns:cx2="http://schemas.microsoft.com/office/drawing/2015/10/21/chartex" xmlns:cx3="http://schemas.microsoft.com/office/drawing/2016/5/9/chartex" xmlns:cx4="http://schemas.microsoft.com/office/drawing/2016/5/10/chartex" xmlns:cx5="http://schemas.microsoft.com/office/drawing/2016/5/11/chartex" xmlns:cx6="http://schemas.microsoft.com/office/drawing/2016/5/12/chartex" xmlns:cx7="http://schemas.microsoft.com/office/drawing/2016/5/13/chartex" xmlns:cx8="http://schemas.microsoft.com/office/drawing/2016/5/14/chartex" xmlns:mc="http://schemas.openxmlformats.org/markup-compatibility/2006" xmlns:aink="http://schemas.microsoft.com/office/drawing/2016/ink" xmlns:am3d="http://schemas.microsoft.com/office/drawing/2017/model3d" xmlns:o="urn:schemas-microsoft-com:office:office" xmlns:r="http://schemas.openxmlformats.org/officeDocument/2006/relationships" xmlns:m="http://schemas.openxmlformats.org/officeDocument/2006/math" xmlns:v="urn:schemas-microsoft-com:vml" xmlns:wp14="http://schemas.microsoft.com/office/word/2010/wordprocessingDrawing" xmlns:wp="http://schemas.openxmlformats.org/drawingml/2006/wordprocessingDrawing" xmlns:w10="urn:schemas-microsoft-com:office:word" xmlns:w="http://schemas.openxmlformats.org/wordprocessingml/2006/main" xmlns:w14="http://schemas.microsoft.com/office/word/2010/wordml" xmlns:w15="http://schemas.microsoft.com/office/word/2012/wordml" xmlns:w16cid="http://schemas.microsoft.com/office/word/2016/wordml/cid" xmlns:w16se="http://schemas.microsoft.com/office/word/2015/wordml/symex" xmlns:wpg="http://schemas.microsoft.com/office/word/2010/wordprocessingGroup" xmlns:wpi="http://schemas.microsoft.com/office/word/2010/wordprocessingInk" xmlns:wne="http://schemas.microsoft.com/office/word/2006/wordml" xmlns:wps="http://schemas.microsoft.com/office/word/2010/wordprocessingShape" mc:Ignorable="w14 w15 w16se w16cid wp14">
+  <w:p>
+    <w:pPr>
+      <w:pStyle w:val="Encabezado"/>
       <w:tabs>
         <w:tab w:val="center" w:pos="4773"/>
         <w:tab w:val="left" w:pos="8844"/>
       </w:tabs>
       <w:rPr>
         <w:rFonts w:ascii="Arial" w:hAnsi="Arial"/>
+        <w:noProof/>
+        <w:lang w:val="es-ES"/>
       </w:rPr>
     </w:pPr>
+    <w:bookmarkStart w:id="9" w:name="_Hlk210655897"/>
     <w:r>
       <w:rPr>
         <w:rFonts w:ascii="Arial" w:hAnsi="Arial"/>
@@ -2364,7 +2131,7 @@
         <w:lang w:val="es-ES"/>
       </w:rPr>
       <w:drawing>
-        <wp:inline distT="0" distB="0" distL="0" distR="0" wp14:anchorId="21835653" wp14:editId="06CD4ECF">
+        <wp:inline distT="0" distB="0" distL="0" distR="0" wp14:anchorId="024F8EB7" wp14:editId="2CBCB5F9">
           <wp:extent cx="6061710" cy="1063625"/>
           <wp:effectExtent l="0" t="0" r="0" b="3175"/>
           <wp:docPr id="2005874815" name="Imagen 12" descr="Imagen que contiene Texto&#10;&#10;El contenido generado por IA puede ser incorrecto."/>
@@ -2413,20 +2180,113 @@
       </w:rPr>
       <w:tab/>
     </w:r>
-    <w:r>
+  </w:p>
+  <w:p>
+    <w:pPr>
+      <w:pStyle w:val="Encabezado"/>
+      <w:tabs>
+        <w:tab w:val="center" w:pos="4773"/>
+        <w:tab w:val="left" w:pos="8844"/>
+      </w:tabs>
+      <w:jc w:val="right"/>
       <w:rPr>
         <w:rFonts w:ascii="Arial" w:hAnsi="Arial"/>
         <w:noProof/>
         <w:lang w:val="es-ES"/>
       </w:rPr>
-      <w:t xml:space="preserve">                      </w:t>
-    </w:r>
-    <w:r>
+    </w:pPr>
+  </w:p>
+  <w:p>
+    <w:pPr>
+      <w:pStyle w:val="Encabezado"/>
+      <w:tabs>
+        <w:tab w:val="center" w:pos="4773"/>
+        <w:tab w:val="left" w:pos="8844"/>
+      </w:tabs>
       <w:rPr>
         <w:rFonts w:ascii="Arial" w:hAnsi="Arial"/>
         <w:noProof/>
         <w:lang w:val="es-ES"/>
       </w:rPr>
+    </w:pPr>
+    <w:r>
+      <w:rPr>
+        <w:rFonts w:ascii="Arial" w:hAnsi="Arial"/>
+        <w:noProof/>
+        <w:lang w:val="es-ES"/>
+      </w:rPr>
+      <w:t xml:space="preserve">         </w:t>
+    </w:r>
+  </w:p>
+  <w:p>
+    <w:pPr>
+      <w:pStyle w:val="Encabezado"/>
+      <w:tabs>
+        <w:tab w:val="center" w:pos="4773"/>
+        <w:tab w:val="left" w:pos="8844"/>
+      </w:tabs>
+      <w:rPr>
+        <w:rFonts w:ascii="Arial" w:hAnsi="Arial"/>
+        <w:noProof/>
+        <w:lang w:val="es-ES"/>
+      </w:rPr>
+    </w:pPr>
+  </w:p>
+  <w:bookmarkEnd w:id="9"/>
+  <w:p>
+    <w:pPr>
+      <w:pStyle w:val="Encabezado"/>
+      <w:tabs>
+        <w:tab w:val="center" w:pos="4773"/>
+        <w:tab w:val="left" w:pos="8844"/>
+      </w:tabs>
+      <w:rPr>
+        <w:rFonts w:ascii="Arial" w:hAnsi="Arial"/>
+        <w:noProof/>
+        <w:lang w:val="es-ES"/>
+      </w:rPr>
+    </w:pPr>
+  </w:p>
+  <w:p>
+    <w:pPr>
+      <w:pStyle w:val="Encabezado"/>
+      <w:tabs>
+        <w:tab w:val="center" w:pos="4773"/>
+        <w:tab w:val="left" w:pos="8844"/>
+      </w:tabs>
+      <w:rPr>
+        <w:rFonts w:ascii="Arial" w:hAnsi="Arial"/>
+        <w:noProof/>
+        <w:lang w:val="es-ES"/>
+      </w:rPr>
+    </w:pPr>
+    <w:r>
+      <w:rPr>
+        <w:rFonts w:ascii="Arial" w:hAnsi="Arial"/>
+        <w:noProof/>
+        <w:lang w:val="es-ES"/>
+      </w:rPr>
+      <w:t xml:space="preserve">                </w:t>
+    </w:r>
+  </w:p>
+  <w:p>
+    <w:pPr>
+      <w:pStyle w:val="Encabezado"/>
+      <w:tabs>
+        <w:tab w:val="clear" w:pos="4252"/>
+        <w:tab w:val="clear" w:pos="8504"/>
+        <w:tab w:val="left" w:pos="7322"/>
+      </w:tabs>
+      <w:rPr>
+        <w:rFonts w:ascii="Arial" w:hAnsi="Arial"/>
+      </w:rPr>
+    </w:pPr>
+    <w:r>
+      <w:rPr>
+        <w:rFonts w:ascii="Arial" w:hAnsi="Arial"/>
+        <w:noProof/>
+        <w:lang w:val="es-ES"/>
+      </w:rPr>
       <w:tab/>
     </w:r>
     <w:r>
@@ -2445,6 +2305,16 @@
       </w:rPr>
       <w:tab/>
     </w:r>
+  </w:p>
+</w:hdr>
+</file>
+
+<file path=word/header3.xml><?xml version="1.0" encoding="utf-8"?>
+<w:hdr xmlns:wpc="http://schemas.microsoft.com/office/word/2010/wordprocessingCanvas" xmlns:cx="http://schemas.microsoft.com/office/drawing/2014/chartex" xmlns:cx1="http://schemas.microsoft.com/office/drawing/2015/9/8/chartex" xmlns:cx2="http://schemas.microsoft.com/office/drawing/2015/10/21/chartex" xmlns:cx3="http://schemas.microsoft.com/office/drawing/2016/5/9/chartex" xmlns:cx4="http://schemas.microsoft.com/office/drawing/2016/5/10/chartex" xmlns:cx5="http://schemas.microsoft.com/office/drawing/2016/5/11/chartex" xmlns:cx6="http://schemas.microsoft.com/office/drawing/2016/5/12/chartex" xmlns:cx7="http://schemas.microsoft.com/office/drawing/2016/5/13/chartex" xmlns:cx8="http://schemas.microsoft.com/office/drawing/2016/5/14/chartex" xmlns:mc="http://schemas.openxmlformats.org/markup-compatibility/2006" xmlns:aink="http://schemas.microsoft.com/office/drawing/2016/ink" xmlns:am3d="http://schemas.microsoft.com/office/drawing/2017/model3d" xmlns:o="urn:schemas-microsoft-com:office:office" xmlns:r="http://schemas.openxmlformats.org/officeDocument/2006/relationships" xmlns:m="http://schemas.openxmlformats.org/officeDocument/2006/math" xmlns:v="urn:schemas-microsoft-com:vml" xmlns:wp14="http://schemas.microsoft.com/office/word/2010/wordprocessingDrawing" xmlns:wp="http://schemas.openxmlformats.org/drawingml/2006/wordprocessingDrawing" xmlns:w10="urn:schemas-microsoft-com:office:word" xmlns:w="http://schemas.openxmlformats.org/wordprocessingml/2006/main" xmlns:w14="http://schemas.microsoft.com/office/word/2010/wordml" xmlns:w15="http://schemas.microsoft.com/office/word/2012/wordml" xmlns:w16cid="http://schemas.microsoft.com/office/word/2016/wordml/cid" xmlns:w16se="http://schemas.microsoft.com/office/word/2015/wordml/symex" xmlns:wpg="http://schemas.microsoft.com/office/word/2010/wordprocessingGroup" xmlns:wpi="http://schemas.microsoft.com/office/word/2010/wordprocessingInk" xmlns:wne="http://schemas.microsoft.com/office/word/2006/wordml" xmlns:wps="http://schemas.microsoft.com/office/word/2010/wordprocessingShape" mc:Ignorable="w14 w15 w16se w16cid wp14">
+  <w:p>
+    <w:pPr>
+      <w:pStyle w:val="Encabezado"/>
+    </w:pPr>
   </w:p>
 </w:hdr>
 </file>
@@ -2472,22 +2342,15 @@
         <v:path o:extrusionok="f" gradientshapeok="t" o:connecttype="rect"/>
         <o:lock v:ext="edit" aspectratio="t"/>
       </v:shapetype>
-      <v:shape id="_x0000_i1265" type="#_x0000_t75" style="width:12.75pt;height:12.75pt" o:bullet="t">
+      <v:shape id="_x0000_i1036" type="#_x0000_t75" style="width:12.75pt;height:12.75pt" o:bullet="t">
         <v:imagedata r:id="rId1" o:title="mso2D3D"/>
       </v:shape>
     </w:pict>
   </w:numPicBullet>
   <w:numPicBullet w:numPicBulletId="1">
     <w:pict>
-      <v:shape id="_x0000_i1266" type="#_x0000_t75" style="width:12.75pt;height:12.75pt" o:bullet="t">
-        <v:imagedata r:id="rId2" o:title="msoCA65"/>
-      </v:shape>
-    </w:pict>
-  </w:numPicBullet>
-  <w:numPicBullet w:numPicBulletId="2">
-    <w:pict>
-      <v:shape id="_x0000_i1267" type="#_x0000_t75" style="width:69pt;height:54pt" o:bullet="t">
-        <v:imagedata r:id="rId3" o:title="clip_image002"/>
+      <v:shape id="_x0000_i1037" type="#_x0000_t75" style="width:69pt;height:54pt" o:bullet="t">
+        <v:imagedata r:id="rId2" o:title="clip_image002"/>
       </v:shape>
     </w:pict>
   </w:numPicBullet>
@@ -2502,119 +2365,6 @@
     </w:lvl>
   </w:abstractNum>
   <w:abstractNum w:abstractNumId="1" w15:restartNumberingAfterBreak="0">
-    <w:nsid w:val="00420D01"/>
-    <w:multiLevelType w:val="hybridMultilevel"/>
-    <w:tmpl w:val="136C8ABA"/>
-    <w:lvl w:ilvl="0" w:tplc="240A0001">
-      <w:start w:val="1"/>
-      <w:numFmt w:val="bullet"/>
-      <w:lvlText w:val=""/>
-      <w:lvlJc w:val="left"/>
-      <w:pPr>
-        <w:ind w:left="720" w:hanging="360"/>
-      </w:pPr>
-      <w:rPr>
-        <w:rFonts w:ascii="Symbol" w:hAnsi="Symbol" w:hint="default"/>
-      </w:rPr>
-    </w:lvl>
-    <w:lvl w:ilvl="1" w:tplc="240A0003">
-      <w:start w:val="1"/>
-      <w:numFmt w:val="bullet"/>
-      <w:lvlText w:val="o"/>
-      <w:lvlJc w:val="left"/>
-      <w:pPr>
-        <w:ind w:left="1440" w:hanging="360"/>
-      </w:pPr>
-      <w:rPr>
-        <w:rFonts w:ascii="Courier New" w:hAnsi="Courier New" w:cs="Courier New" w:hint="default"/>
-      </w:rPr>
-    </w:lvl>
-    <w:lvl w:ilvl="2" w:tplc="240A0005">
-      <w:start w:val="1"/>
-      <w:numFmt w:val="bullet"/>
-      <w:lvlText w:val=""/>
-      <w:lvlJc w:val="left"/>
-      <w:pPr>
-        <w:ind w:left="2160" w:hanging="360"/>
-      </w:pPr>
-      <w:rPr>
-        <w:rFonts w:ascii="Wingdings" w:hAnsi="Wingdings" w:hint="default"/>
-      </w:rPr>
-    </w:lvl>
-    <w:lvl w:ilvl="3" w:tplc="240A0001">
-      <w:start w:val="1"/>
-      <w:numFmt w:val="bullet"/>
-      <w:lvlText w:val=""/>
-      <w:lvlJc w:val="left"/>
-      <w:pPr>
-        <w:ind w:left="2880" w:hanging="360"/>
-      </w:pPr>
-      <w:rPr>
-        <w:rFonts w:ascii="Symbol" w:hAnsi="Symbol" w:hint="default"/>
-      </w:rPr>
-    </w:lvl>
-    <w:lvl w:ilvl="4" w:tplc="240A0003">
-      <w:start w:val="1"/>
-      <w:numFmt w:val="bullet"/>
-      <w:lvlText w:val="o"/>
-      <w:lvlJc w:val="left"/>
-      <w:pPr>
-        <w:ind w:left="3600" w:hanging="360"/>
-      </w:pPr>
-      <w:rPr>
-        <w:rFonts w:ascii="Courier New" w:hAnsi="Courier New" w:cs="Courier New" w:hint="default"/>
-      </w:rPr>
-    </w:lvl>
-    <w:lvl w:ilvl="5" w:tplc="240A0005">
-      <w:start w:val="1"/>
-      <w:numFmt w:val="bullet"/>
-      <w:lvlText w:val=""/>
-      <w:lvlJc w:val="left"/>
-      <w:pPr>
-        <w:ind w:left="4320" w:hanging="360"/>
-      </w:pPr>
-      <w:rPr>
-        <w:rFonts w:ascii="Wingdings" w:hAnsi="Wingdings" w:hint="default"/>
-      </w:rPr>
-    </w:lvl>
-    <w:lvl w:ilvl="6" w:tplc="240A0001">
-      <w:start w:val="1"/>
-      <w:numFmt w:val="bullet"/>
-      <w:lvlText w:val=""/>
-      <w:lvlJc w:val="left"/>
-      <w:pPr>
-        <w:ind w:left="5040" w:hanging="360"/>
-      </w:pPr>
-      <w:rPr>
-        <w:rFonts w:ascii="Symbol" w:hAnsi="Symbol" w:hint="default"/>
-      </w:rPr>
-    </w:lvl>
-    <w:lvl w:ilvl="7" w:tplc="240A0003">
-      <w:start w:val="1"/>
-      <w:numFmt w:val="bullet"/>
-      <w:lvlText w:val="o"/>
-      <w:lvlJc w:val="left"/>
-      <w:pPr>
-        <w:ind w:left="5760" w:hanging="360"/>
-      </w:pPr>
-      <w:rPr>
-        <w:rFonts w:ascii="Courier New" w:hAnsi="Courier New" w:cs="Courier New" w:hint="default"/>
-      </w:rPr>
-    </w:lvl>
-    <w:lvl w:ilvl="8" w:tplc="240A0005">
-      <w:start w:val="1"/>
-      <w:numFmt w:val="bullet"/>
-      <w:lvlText w:val=""/>
-      <w:lvlJc w:val="left"/>
-      <w:pPr>
-        <w:ind w:left="6480" w:hanging="360"/>
-      </w:pPr>
-      <w:rPr>
-        <w:rFonts w:ascii="Wingdings" w:hAnsi="Wingdings" w:hint="default"/>
-      </w:rPr>
-    </w:lvl>
-  </w:abstractNum>
-  <w:abstractNum w:abstractNumId="2" w15:restartNumberingAfterBreak="0">
     <w:nsid w:val="01363416"/>
     <w:multiLevelType w:val="hybridMultilevel"/>
     <w:tmpl w:val="CCE2B208"/>
@@ -2749,7 +2499,7 @@
       </w:rPr>
     </w:lvl>
   </w:abstractNum>
-  <w:abstractNum w:abstractNumId="3" w15:restartNumberingAfterBreak="0">
+  <w:abstractNum w:abstractNumId="2" w15:restartNumberingAfterBreak="0">
     <w:nsid w:val="02B74890"/>
     <w:multiLevelType w:val="hybridMultilevel"/>
     <w:tmpl w:val="F7F89B96"/>
@@ -2757,7 +2507,7 @@
       <w:start w:val="1"/>
       <w:numFmt w:val="bullet"/>
       <w:lvlText w:val=""/>
-      <w:lvlPicBulletId w:val="1"/>
+      <w:lvlPicBulletId w:val="0"/>
       <w:lvlJc w:val="left"/>
       <w:pPr>
         <w:ind w:left="360" w:hanging="360"/>
@@ -2863,10 +2613,96 @@
       </w:rPr>
     </w:lvl>
   </w:abstractNum>
-  <w:abstractNum w:abstractNumId="4" w15:restartNumberingAfterBreak="0">
+  <w:abstractNum w:abstractNumId="3" w15:restartNumberingAfterBreak="0">
     <w:nsid w:val="07A16483"/>
     <w:multiLevelType w:val="hybridMultilevel"/>
     <w:tmpl w:val="A104B846"/>
+    <w:lvl w:ilvl="0" w:tplc="240A000F">
+      <w:start w:val="1"/>
+      <w:numFmt w:val="decimal"/>
+      <w:lvlText w:val="%1."/>
+      <w:lvlJc w:val="left"/>
+      <w:pPr>
+        <w:ind w:left="720" w:hanging="360"/>
+      </w:pPr>
+    </w:lvl>
+    <w:lvl w:ilvl="1" w:tplc="240A0019" w:tentative="1">
+      <w:start w:val="1"/>
+      <w:numFmt w:val="lowerLetter"/>
+      <w:lvlText w:val="%2."/>
+      <w:lvlJc w:val="left"/>
+      <w:pPr>
+        <w:ind w:left="1440" w:hanging="360"/>
+      </w:pPr>
+    </w:lvl>
+    <w:lvl w:ilvl="2" w:tplc="240A001B" w:tentative="1">
+      <w:start w:val="1"/>
+      <w:numFmt w:val="lowerRoman"/>
+      <w:lvlText w:val="%3."/>
+      <w:lvlJc w:val="right"/>
+      <w:pPr>
+        <w:ind w:left="2160" w:hanging="180"/>
+      </w:pPr>
+    </w:lvl>
+    <w:lvl w:ilvl="3" w:tplc="240A000F" w:tentative="1">
+      <w:start w:val="1"/>
+      <w:numFmt w:val="decimal"/>
+      <w:lvlText w:val="%4."/>
+      <w:lvlJc w:val="left"/>
+      <w:pPr>
+        <w:ind w:left="2880" w:hanging="360"/>
+      </w:pPr>
+    </w:lvl>
+    <w:lvl w:ilvl="4" w:tplc="240A0019" w:tentative="1">
+      <w:start w:val="1"/>
+      <w:numFmt w:val="lowerLetter"/>
+      <w:lvlText w:val="%5."/>
+      <w:lvlJc w:val="left"/>
+      <w:pPr>
+        <w:ind w:left="3600" w:hanging="360"/>
+      </w:pPr>
+    </w:lvl>
+    <w:lvl w:ilvl="5" w:tplc="240A001B" w:tentative="1">
+      <w:start w:val="1"/>
+      <w:numFmt w:val="lowerRoman"/>
+      <w:lvlText w:val="%6."/>
+      <w:lvlJc w:val="right"/>
+      <w:pPr>
+        <w:ind w:left="4320" w:hanging="180"/>
+      </w:pPr>
+    </w:lvl>
+    <w:lvl w:ilvl="6" w:tplc="240A000F" w:tentative="1">
+      <w:start w:val="1"/>
+      <w:numFmt w:val="decimal"/>
+      <w:lvlText w:val="%7."/>
+      <w:lvlJc w:val="left"/>
+      <w:pPr>
+        <w:ind w:left="5040" w:hanging="360"/>
+      </w:pPr>
+    </w:lvl>
+    <w:lvl w:ilvl="7" w:tplc="240A0019" w:tentative="1">
+      <w:start w:val="1"/>
+      <w:numFmt w:val="lowerLetter"/>
+      <w:lvlText w:val="%8."/>
+      <w:lvlJc w:val="left"/>
+      <w:pPr>
+        <w:ind w:left="5760" w:hanging="360"/>
+      </w:pPr>
+    </w:lvl>
+    <w:lvl w:ilvl="8" w:tplc="240A001B" w:tentative="1">
+      <w:start w:val="1"/>
+      <w:numFmt w:val="lowerRoman"/>
+      <w:lvlText w:val="%9."/>
+      <w:lvlJc w:val="right"/>
+      <w:pPr>
+        <w:ind w:left="6480" w:hanging="180"/>
+      </w:pPr>
+    </w:lvl>
+  </w:abstractNum>
+  <w:abstractNum w:abstractNumId="4" w15:restartNumberingAfterBreak="0">
+    <w:nsid w:val="0B3931A6"/>
+    <w:multiLevelType w:val="hybridMultilevel"/>
+    <w:tmpl w:val="C0029A3A"/>
     <w:lvl w:ilvl="0" w:tplc="240A000F">
       <w:start w:val="1"/>
       <w:numFmt w:val="decimal"/>
@@ -3468,6 +3304,96 @@
     </w:lvl>
   </w:abstractNum>
   <w:abstractNum w:abstractNumId="10" w15:restartNumberingAfterBreak="0">
+    <w:nsid w:val="11C84BB6"/>
+    <w:multiLevelType w:val="hybridMultilevel"/>
+    <w:tmpl w:val="0CA6ADE0"/>
+    <w:lvl w:ilvl="0" w:tplc="E4FAF77A">
+      <w:start w:val="1"/>
+      <w:numFmt w:val="decimal"/>
+      <w:lvlText w:val="%1."/>
+      <w:lvlJc w:val="left"/>
+      <w:pPr>
+        <w:ind w:left="720" w:hanging="360"/>
+      </w:pPr>
+      <w:rPr>
+        <w:b/>
+        <w:bCs w:val="0"/>
+      </w:rPr>
+    </w:lvl>
+    <w:lvl w:ilvl="1" w:tplc="240A0019" w:tentative="1">
+      <w:start w:val="1"/>
+      <w:numFmt w:val="lowerLetter"/>
+      <w:lvlText w:val="%2."/>
+      <w:lvlJc w:val="left"/>
+      <w:pPr>
+        <w:ind w:left="1440" w:hanging="360"/>
+      </w:pPr>
+    </w:lvl>
+    <w:lvl w:ilvl="2" w:tplc="240A001B" w:tentative="1">
+      <w:start w:val="1"/>
+      <w:numFmt w:val="lowerRoman"/>
+      <w:lvlText w:val="%3."/>
+      <w:lvlJc w:val="right"/>
+      <w:pPr>
+        <w:ind w:left="2160" w:hanging="180"/>
+      </w:pPr>
+    </w:lvl>
+    <w:lvl w:ilvl="3" w:tplc="240A000F" w:tentative="1">
+      <w:start w:val="1"/>
+      <w:numFmt w:val="decimal"/>
+      <w:lvlText w:val="%4."/>
+      <w:lvlJc w:val="left"/>
+      <w:pPr>
+        <w:ind w:left="2880" w:hanging="360"/>
+      </w:pPr>
+    </w:lvl>
+    <w:lvl w:ilvl="4" w:tplc="240A0019" w:tentative="1">
+      <w:start w:val="1"/>
+      <w:numFmt w:val="lowerLetter"/>
+      <w:lvlText w:val="%5."/>
+      <w:lvlJc w:val="left"/>
+      <w:pPr>
+        <w:ind w:left="3600" w:hanging="360"/>
+      </w:pPr>
+    </w:lvl>
+    <w:lvl w:ilvl="5" w:tplc="240A001B" w:tentative="1">
+      <w:start w:val="1"/>
+      <w:numFmt w:val="lowerRoman"/>
+      <w:lvlText w:val="%6."/>
+      <w:lvlJc w:val="right"/>
+      <w:pPr>
+        <w:ind w:left="4320" w:hanging="180"/>
+      </w:pPr>
+    </w:lvl>
+    <w:lvl w:ilvl="6" w:tplc="240A000F" w:tentative="1">
+      <w:start w:val="1"/>
+      <w:numFmt w:val="decimal"/>
+      <w:lvlText w:val="%7."/>
+      <w:lvlJc w:val="left"/>
+      <w:pPr>
+        <w:ind w:left="5040" w:hanging="360"/>
+      </w:pPr>
+    </w:lvl>
+    <w:lvl w:ilvl="7" w:tplc="240A0019" w:tentative="1">
+      <w:start w:val="1"/>
+      <w:numFmt w:val="lowerLetter"/>
+      <w:lvlText w:val="%8."/>
+      <w:lvlJc w:val="left"/>
+      <w:pPr>
+        <w:ind w:left="5760" w:hanging="360"/>
+      </w:pPr>
+    </w:lvl>
+    <w:lvl w:ilvl="8" w:tplc="240A001B" w:tentative="1">
+      <w:start w:val="1"/>
+      <w:numFmt w:val="lowerRoman"/>
+      <w:lvlText w:val="%9."/>
+      <w:lvlJc w:val="right"/>
+      <w:pPr>
+        <w:ind w:left="6480" w:hanging="180"/>
+      </w:pPr>
+    </w:lvl>
+  </w:abstractNum>
+  <w:abstractNum w:abstractNumId="11" w15:restartNumberingAfterBreak="0">
     <w:nsid w:val="14361F78"/>
     <w:multiLevelType w:val="hybridMultilevel"/>
     <w:tmpl w:val="A104B846"/>
@@ -3553,7 +3479,7 @@
       </w:pPr>
     </w:lvl>
   </w:abstractNum>
-  <w:abstractNum w:abstractNumId="11" w15:restartNumberingAfterBreak="0">
+  <w:abstractNum w:abstractNumId="12" w15:restartNumberingAfterBreak="0">
     <w:nsid w:val="154109D5"/>
     <w:multiLevelType w:val="hybridMultilevel"/>
     <w:tmpl w:val="C194FE14"/>
@@ -3693,7 +3619,7 @@
       </w:rPr>
     </w:lvl>
   </w:abstractNum>
-  <w:abstractNum w:abstractNumId="12" w15:restartNumberingAfterBreak="0">
+  <w:abstractNum w:abstractNumId="13" w15:restartNumberingAfterBreak="0">
     <w:nsid w:val="1A4B67A8"/>
     <w:multiLevelType w:val="hybridMultilevel"/>
     <w:tmpl w:val="D5188312"/>
@@ -3779,7 +3705,7 @@
       </w:pPr>
     </w:lvl>
   </w:abstractNum>
-  <w:abstractNum w:abstractNumId="13" w15:restartNumberingAfterBreak="0">
+  <w:abstractNum w:abstractNumId="14" w15:restartNumberingAfterBreak="0">
     <w:nsid w:val="1A9E44DF"/>
     <w:multiLevelType w:val="hybridMultilevel"/>
     <w:tmpl w:val="B8785FA8"/>
@@ -3892,7 +3818,7 @@
       </w:rPr>
     </w:lvl>
   </w:abstractNum>
-  <w:abstractNum w:abstractNumId="14" w15:restartNumberingAfterBreak="0">
+  <w:abstractNum w:abstractNumId="15" w15:restartNumberingAfterBreak="0">
     <w:nsid w:val="1E7B7CAF"/>
     <w:multiLevelType w:val="hybridMultilevel"/>
     <w:tmpl w:val="4B1CCE5A"/>
@@ -4005,7 +3931,7 @@
       </w:rPr>
     </w:lvl>
   </w:abstractNum>
-  <w:abstractNum w:abstractNumId="15" w15:restartNumberingAfterBreak="0">
+  <w:abstractNum w:abstractNumId="16" w15:restartNumberingAfterBreak="0">
     <w:nsid w:val="20C2692E"/>
     <w:multiLevelType w:val="hybridMultilevel"/>
     <w:tmpl w:val="9DAEA0DA"/>
@@ -4013,7 +3939,7 @@
       <w:start w:val="1"/>
       <w:numFmt w:val="bullet"/>
       <w:lvlText w:val=""/>
-      <w:lvlPicBulletId w:val="1"/>
+      <w:lvlPicBulletId w:val="0"/>
       <w:lvlJc w:val="left"/>
       <w:pPr>
         <w:ind w:left="720" w:hanging="360"/>
@@ -4119,7 +4045,7 @@
       </w:rPr>
     </w:lvl>
   </w:abstractNum>
-  <w:abstractNum w:abstractNumId="16" w15:restartNumberingAfterBreak="0">
+  <w:abstractNum w:abstractNumId="17" w15:restartNumberingAfterBreak="0">
     <w:nsid w:val="2A345474"/>
     <w:multiLevelType w:val="hybridMultilevel"/>
     <w:tmpl w:val="60A40B8E"/>
@@ -4233,7 +4159,7 @@
       </w:rPr>
     </w:lvl>
   </w:abstractNum>
-  <w:abstractNum w:abstractNumId="17" w15:restartNumberingAfterBreak="0">
+  <w:abstractNum w:abstractNumId="18" w15:restartNumberingAfterBreak="0">
     <w:nsid w:val="31066EAA"/>
     <w:multiLevelType w:val="hybridMultilevel"/>
     <w:tmpl w:val="688C1A32"/>
@@ -4346,7 +4272,7 @@
       </w:rPr>
     </w:lvl>
   </w:abstractNum>
-  <w:abstractNum w:abstractNumId="18" w15:restartNumberingAfterBreak="0">
+  <w:abstractNum w:abstractNumId="19" w15:restartNumberingAfterBreak="0">
     <w:nsid w:val="368965F4"/>
     <w:multiLevelType w:val="hybridMultilevel"/>
     <w:tmpl w:val="2E0A82E8"/>
@@ -4459,7 +4385,7 @@
       </w:rPr>
     </w:lvl>
   </w:abstractNum>
-  <w:abstractNum w:abstractNumId="19" w15:restartNumberingAfterBreak="0">
+  <w:abstractNum w:abstractNumId="20" w15:restartNumberingAfterBreak="0">
     <w:nsid w:val="3B392B39"/>
     <w:multiLevelType w:val="hybridMultilevel"/>
     <w:tmpl w:val="9BBE78F8"/>
@@ -4573,7 +4499,7 @@
       </w:rPr>
     </w:lvl>
   </w:abstractNum>
-  <w:abstractNum w:abstractNumId="20" w15:restartNumberingAfterBreak="0">
+  <w:abstractNum w:abstractNumId="21" w15:restartNumberingAfterBreak="0">
     <w:nsid w:val="3B770917"/>
     <w:multiLevelType w:val="hybridMultilevel"/>
     <w:tmpl w:val="B05AE7DC"/>
@@ -4686,7 +4612,7 @@
       </w:rPr>
     </w:lvl>
   </w:abstractNum>
-  <w:abstractNum w:abstractNumId="21" w15:restartNumberingAfterBreak="0">
+  <w:abstractNum w:abstractNumId="22" w15:restartNumberingAfterBreak="0">
     <w:nsid w:val="40FD78DA"/>
     <w:multiLevelType w:val="hybridMultilevel"/>
     <w:tmpl w:val="74F8E1DE"/>
@@ -4775,7 +4701,7 @@
       </w:pPr>
     </w:lvl>
   </w:abstractNum>
-  <w:abstractNum w:abstractNumId="22" w15:restartNumberingAfterBreak="0">
+  <w:abstractNum w:abstractNumId="23" w15:restartNumberingAfterBreak="0">
     <w:nsid w:val="410761EE"/>
     <w:multiLevelType w:val="hybridMultilevel"/>
     <w:tmpl w:val="43DA8310"/>
@@ -4888,7 +4814,7 @@
       </w:rPr>
     </w:lvl>
   </w:abstractNum>
-  <w:abstractNum w:abstractNumId="23" w15:restartNumberingAfterBreak="0">
+  <w:abstractNum w:abstractNumId="24" w15:restartNumberingAfterBreak="0">
     <w:nsid w:val="42870047"/>
     <w:multiLevelType w:val="hybridMultilevel"/>
     <w:tmpl w:val="4CC21284"/>
@@ -5001,7 +4927,7 @@
       </w:rPr>
     </w:lvl>
   </w:abstractNum>
-  <w:abstractNum w:abstractNumId="24" w15:restartNumberingAfterBreak="0">
+  <w:abstractNum w:abstractNumId="25" w15:restartNumberingAfterBreak="0">
     <w:nsid w:val="43B07E1E"/>
     <w:multiLevelType w:val="hybridMultilevel"/>
     <w:tmpl w:val="DDBE62F2"/>
@@ -5115,7 +5041,7 @@
       </w:rPr>
     </w:lvl>
   </w:abstractNum>
-  <w:abstractNum w:abstractNumId="25" w15:restartNumberingAfterBreak="0">
+  <w:abstractNum w:abstractNumId="26" w15:restartNumberingAfterBreak="0">
     <w:nsid w:val="473A31AE"/>
     <w:multiLevelType w:val="hybridMultilevel"/>
     <w:tmpl w:val="2E5E2D8C"/>
@@ -5228,7 +5154,7 @@
       </w:rPr>
     </w:lvl>
   </w:abstractNum>
-  <w:abstractNum w:abstractNumId="26" w15:restartNumberingAfterBreak="0">
+  <w:abstractNum w:abstractNumId="27" w15:restartNumberingAfterBreak="0">
     <w:nsid w:val="47DD2101"/>
     <w:multiLevelType w:val="hybridMultilevel"/>
     <w:tmpl w:val="219E35F4"/>
@@ -5314,7 +5240,7 @@
       </w:pPr>
     </w:lvl>
   </w:abstractNum>
-  <w:abstractNum w:abstractNumId="27" w15:restartNumberingAfterBreak="0">
+  <w:abstractNum w:abstractNumId="28" w15:restartNumberingAfterBreak="0">
     <w:nsid w:val="499F149C"/>
     <w:multiLevelType w:val="hybridMultilevel"/>
     <w:tmpl w:val="08ACEF3C"/>
@@ -5427,7 +5353,7 @@
       </w:rPr>
     </w:lvl>
   </w:abstractNum>
-  <w:abstractNum w:abstractNumId="28" w15:restartNumberingAfterBreak="0">
+  <w:abstractNum w:abstractNumId="29" w15:restartNumberingAfterBreak="0">
     <w:nsid w:val="4B6F1997"/>
     <w:multiLevelType w:val="hybridMultilevel"/>
     <w:tmpl w:val="FA0680C4"/>
@@ -5535,119 +5461,6 @@
       <w:lvlJc w:val="left"/>
       <w:pPr>
         <w:ind w:left="6120" w:hanging="360"/>
-      </w:pPr>
-      <w:rPr>
-        <w:rFonts w:ascii="Wingdings" w:hAnsi="Wingdings" w:hint="default"/>
-      </w:rPr>
-    </w:lvl>
-  </w:abstractNum>
-  <w:abstractNum w:abstractNumId="29" w15:restartNumberingAfterBreak="0">
-    <w:nsid w:val="5A426ECC"/>
-    <w:multiLevelType w:val="hybridMultilevel"/>
-    <w:tmpl w:val="B16022A2"/>
-    <w:lvl w:ilvl="0" w:tplc="240A0001">
-      <w:start w:val="1"/>
-      <w:numFmt w:val="bullet"/>
-      <w:lvlText w:val=""/>
-      <w:lvlJc w:val="left"/>
-      <w:pPr>
-        <w:ind w:left="720" w:hanging="360"/>
-      </w:pPr>
-      <w:rPr>
-        <w:rFonts w:ascii="Symbol" w:hAnsi="Symbol" w:hint="default"/>
-      </w:rPr>
-    </w:lvl>
-    <w:lvl w:ilvl="1" w:tplc="240A0003">
-      <w:start w:val="1"/>
-      <w:numFmt w:val="bullet"/>
-      <w:lvlText w:val="o"/>
-      <w:lvlJc w:val="left"/>
-      <w:pPr>
-        <w:ind w:left="1440" w:hanging="360"/>
-      </w:pPr>
-      <w:rPr>
-        <w:rFonts w:ascii="Courier New" w:hAnsi="Courier New" w:cs="Courier New" w:hint="default"/>
-      </w:rPr>
-    </w:lvl>
-    <w:lvl w:ilvl="2" w:tplc="240A0005" w:tentative="1">
-      <w:start w:val="1"/>
-      <w:numFmt w:val="bullet"/>
-      <w:lvlText w:val=""/>
-      <w:lvlJc w:val="left"/>
-      <w:pPr>
-        <w:ind w:left="2160" w:hanging="360"/>
-      </w:pPr>
-      <w:rPr>
-        <w:rFonts w:ascii="Wingdings" w:hAnsi="Wingdings" w:hint="default"/>
-      </w:rPr>
-    </w:lvl>
-    <w:lvl w:ilvl="3" w:tplc="240A0001" w:tentative="1">
-      <w:start w:val="1"/>
-      <w:numFmt w:val="bullet"/>
-      <w:lvlText w:val=""/>
-      <w:lvlJc w:val="left"/>
-      <w:pPr>
-        <w:ind w:left="2880" w:hanging="360"/>
-      </w:pPr>
-      <w:rPr>
-        <w:rFonts w:ascii="Symbol" w:hAnsi="Symbol" w:hint="default"/>
-      </w:rPr>
-    </w:lvl>
-    <w:lvl w:ilvl="4" w:tplc="240A0003" w:tentative="1">
-      <w:start w:val="1"/>
-      <w:numFmt w:val="bullet"/>
-      <w:lvlText w:val="o"/>
-      <w:lvlJc w:val="left"/>
-      <w:pPr>
-        <w:ind w:left="3600" w:hanging="360"/>
-      </w:pPr>
-      <w:rPr>
-        <w:rFonts w:ascii="Courier New" w:hAnsi="Courier New" w:cs="Courier New" w:hint="default"/>
-      </w:rPr>
-    </w:lvl>
-    <w:lvl w:ilvl="5" w:tplc="240A0005" w:tentative="1">
-      <w:start w:val="1"/>
-      <w:numFmt w:val="bullet"/>
-      <w:lvlText w:val=""/>
-      <w:lvlJc w:val="left"/>
-      <w:pPr>
-        <w:ind w:left="4320" w:hanging="360"/>
-      </w:pPr>
-      <w:rPr>
-        <w:rFonts w:ascii="Wingdings" w:hAnsi="Wingdings" w:hint="default"/>
-      </w:rPr>
-    </w:lvl>
-    <w:lvl w:ilvl="6" w:tplc="240A0001" w:tentative="1">
-      <w:start w:val="1"/>
-      <w:numFmt w:val="bullet"/>
-      <w:lvlText w:val=""/>
-      <w:lvlJc w:val="left"/>
-      <w:pPr>
-        <w:ind w:left="5040" w:hanging="360"/>
-      </w:pPr>
-      <w:rPr>
-        <w:rFonts w:ascii="Symbol" w:hAnsi="Symbol" w:hint="default"/>
-      </w:rPr>
-    </w:lvl>
-    <w:lvl w:ilvl="7" w:tplc="240A0003" w:tentative="1">
-      <w:start w:val="1"/>
-      <w:numFmt w:val="bullet"/>
-      <w:lvlText w:val="o"/>
-      <w:lvlJc w:val="left"/>
-      <w:pPr>
-        <w:ind w:left="5760" w:hanging="360"/>
-      </w:pPr>
-      <w:rPr>
-        <w:rFonts w:ascii="Courier New" w:hAnsi="Courier New" w:cs="Courier New" w:hint="default"/>
-      </w:rPr>
-    </w:lvl>
-    <w:lvl w:ilvl="8" w:tplc="240A0005" w:tentative="1">
-      <w:start w:val="1"/>
-      <w:numFmt w:val="bullet"/>
-      <w:lvlText w:val=""/>
-      <w:lvlJc w:val="left"/>
-      <w:pPr>
-        <w:ind w:left="6480" w:hanging="360"/>
       </w:pPr>
       <w:rPr>
         <w:rFonts w:ascii="Wingdings" w:hAnsi="Wingdings" w:hint="default"/>
@@ -5662,7 +5475,7 @@
       <w:start w:val="1"/>
       <w:numFmt w:val="bullet"/>
       <w:lvlText w:val=""/>
-      <w:lvlPicBulletId w:val="2"/>
+      <w:lvlPicBulletId w:val="1"/>
       <w:lvlJc w:val="left"/>
       <w:pPr>
         <w:ind w:left="720" w:hanging="360"/>
@@ -6003,7 +5816,7 @@
       <w:start w:val="1"/>
       <w:numFmt w:val="bullet"/>
       <w:lvlText w:val=""/>
-      <w:lvlPicBulletId w:val="1"/>
+      <w:lvlPicBulletId w:val="0"/>
       <w:lvlJc w:val="left"/>
       <w:pPr>
         <w:ind w:left="360" w:hanging="360"/>
@@ -6343,7 +6156,7 @@
       <w:start w:val="1"/>
       <w:numFmt w:val="bullet"/>
       <w:lvlText w:val=""/>
-      <w:lvlPicBulletId w:val="1"/>
+      <w:lvlPicBulletId w:val="0"/>
       <w:lvlJc w:val="left"/>
       <w:pPr>
         <w:ind w:left="720" w:hanging="360"/>
@@ -6450,6 +6263,119 @@
     </w:lvl>
   </w:abstractNum>
   <w:abstractNum w:abstractNumId="37" w15:restartNumberingAfterBreak="0">
+    <w:nsid w:val="67644049"/>
+    <w:multiLevelType w:val="hybridMultilevel"/>
+    <w:tmpl w:val="FE4E9D14"/>
+    <w:lvl w:ilvl="0" w:tplc="240A0001">
+      <w:start w:val="1"/>
+      <w:numFmt w:val="bullet"/>
+      <w:lvlText w:val=""/>
+      <w:lvlJc w:val="left"/>
+      <w:pPr>
+        <w:ind w:left="720" w:hanging="360"/>
+      </w:pPr>
+      <w:rPr>
+        <w:rFonts w:ascii="Symbol" w:hAnsi="Symbol" w:hint="default"/>
+      </w:rPr>
+    </w:lvl>
+    <w:lvl w:ilvl="1" w:tplc="240A0003">
+      <w:start w:val="1"/>
+      <w:numFmt w:val="bullet"/>
+      <w:lvlText w:val="o"/>
+      <w:lvlJc w:val="left"/>
+      <w:pPr>
+        <w:ind w:left="1440" w:hanging="360"/>
+      </w:pPr>
+      <w:rPr>
+        <w:rFonts w:ascii="Courier New" w:hAnsi="Courier New" w:cs="Courier New" w:hint="default"/>
+      </w:rPr>
+    </w:lvl>
+    <w:lvl w:ilvl="2" w:tplc="240A0005">
+      <w:start w:val="1"/>
+      <w:numFmt w:val="bullet"/>
+      <w:lvlText w:val=""/>
+      <w:lvlJc w:val="left"/>
+      <w:pPr>
+        <w:ind w:left="2160" w:hanging="360"/>
+      </w:pPr>
+      <w:rPr>
+        <w:rFonts w:ascii="Wingdings" w:hAnsi="Wingdings" w:hint="default"/>
+      </w:rPr>
+    </w:lvl>
+    <w:lvl w:ilvl="3" w:tplc="240A0001">
+      <w:start w:val="1"/>
+      <w:numFmt w:val="bullet"/>
+      <w:lvlText w:val=""/>
+      <w:lvlJc w:val="left"/>
+      <w:pPr>
+        <w:ind w:left="2880" w:hanging="360"/>
+      </w:pPr>
+      <w:rPr>
+        <w:rFonts w:ascii="Symbol" w:hAnsi="Symbol" w:hint="default"/>
+      </w:rPr>
+    </w:lvl>
+    <w:lvl w:ilvl="4" w:tplc="240A0003">
+      <w:start w:val="1"/>
+      <w:numFmt w:val="bullet"/>
+      <w:lvlText w:val="o"/>
+      <w:lvlJc w:val="left"/>
+      <w:pPr>
+        <w:ind w:left="3600" w:hanging="360"/>
+      </w:pPr>
+      <w:rPr>
+        <w:rFonts w:ascii="Courier New" w:hAnsi="Courier New" w:cs="Courier New" w:hint="default"/>
+      </w:rPr>
+    </w:lvl>
+    <w:lvl w:ilvl="5" w:tplc="240A0005">
+      <w:start w:val="1"/>
+      <w:numFmt w:val="bullet"/>
+      <w:lvlText w:val=""/>
+      <w:lvlJc w:val="left"/>
+      <w:pPr>
+        <w:ind w:left="4320" w:hanging="360"/>
+      </w:pPr>
+      <w:rPr>
+        <w:rFonts w:ascii="Wingdings" w:hAnsi="Wingdings" w:hint="default"/>
+      </w:rPr>
+    </w:lvl>
+    <w:lvl w:ilvl="6" w:tplc="240A0001">
+      <w:start w:val="1"/>
+      <w:numFmt w:val="bullet"/>
+      <w:lvlText w:val=""/>
+      <w:lvlJc w:val="left"/>
+      <w:pPr>
+        <w:ind w:left="5040" w:hanging="360"/>
+      </w:pPr>
+      <w:rPr>
+        <w:rFonts w:ascii="Symbol" w:hAnsi="Symbol" w:hint="default"/>
+      </w:rPr>
+    </w:lvl>
+    <w:lvl w:ilvl="7" w:tplc="240A0003">
+      <w:start w:val="1"/>
+      <w:numFmt w:val="bullet"/>
+      <w:lvlText w:val="o"/>
+      <w:lvlJc w:val="left"/>
+      <w:pPr>
+        <w:ind w:left="5760" w:hanging="360"/>
+      </w:pPr>
+      <w:rPr>
+        <w:rFonts w:ascii="Courier New" w:hAnsi="Courier New" w:cs="Courier New" w:hint="default"/>
+      </w:rPr>
+    </w:lvl>
+    <w:lvl w:ilvl="8" w:tplc="240A0005">
+      <w:start w:val="1"/>
+      <w:numFmt w:val="bullet"/>
+      <w:lvlText w:val=""/>
+      <w:lvlJc w:val="left"/>
+      <w:pPr>
+        <w:ind w:left="6480" w:hanging="360"/>
+      </w:pPr>
+      <w:rPr>
+        <w:rFonts w:ascii="Wingdings" w:hAnsi="Wingdings" w:hint="default"/>
+      </w:rPr>
+    </w:lvl>
+  </w:abstractNum>
+  <w:abstractNum w:abstractNumId="38" w15:restartNumberingAfterBreak="0">
     <w:nsid w:val="676F4BD3"/>
     <w:multiLevelType w:val="hybridMultilevel"/>
     <w:tmpl w:val="30DA9692"/>
@@ -6563,7 +6489,7 @@
       </w:rPr>
     </w:lvl>
   </w:abstractNum>
-  <w:abstractNum w:abstractNumId="38" w15:restartNumberingAfterBreak="0">
+  <w:abstractNum w:abstractNumId="39" w15:restartNumberingAfterBreak="0">
     <w:nsid w:val="6AA4682B"/>
     <w:multiLevelType w:val="hybridMultilevel"/>
     <w:tmpl w:val="15EA3274"/>
@@ -6676,7 +6602,7 @@
       </w:rPr>
     </w:lvl>
   </w:abstractNum>
-  <w:abstractNum w:abstractNumId="39" w15:restartNumberingAfterBreak="0">
+  <w:abstractNum w:abstractNumId="40" w15:restartNumberingAfterBreak="0">
     <w:nsid w:val="6B666D0C"/>
     <w:multiLevelType w:val="hybridMultilevel"/>
     <w:tmpl w:val="45A40520"/>
@@ -6790,7 +6716,7 @@
       </w:rPr>
     </w:lvl>
   </w:abstractNum>
-  <w:abstractNum w:abstractNumId="40" w15:restartNumberingAfterBreak="0">
+  <w:abstractNum w:abstractNumId="41" w15:restartNumberingAfterBreak="0">
     <w:nsid w:val="76364E4D"/>
     <w:multiLevelType w:val="hybridMultilevel"/>
     <w:tmpl w:val="C4E06DC8"/>
@@ -6879,7 +6805,7 @@
       </w:pPr>
     </w:lvl>
   </w:abstractNum>
-  <w:abstractNum w:abstractNumId="41" w15:restartNumberingAfterBreak="0">
+  <w:abstractNum w:abstractNumId="42" w15:restartNumberingAfterBreak="0">
     <w:nsid w:val="76D51438"/>
     <w:multiLevelType w:val="hybridMultilevel"/>
     <w:tmpl w:val="D0307E8E"/>
@@ -6992,7 +6918,7 @@
       </w:rPr>
     </w:lvl>
   </w:abstractNum>
-  <w:abstractNum w:abstractNumId="42" w15:restartNumberingAfterBreak="0">
+  <w:abstractNum w:abstractNumId="43" w15:restartNumberingAfterBreak="0">
     <w:nsid w:val="77C75461"/>
     <w:multiLevelType w:val="hybridMultilevel"/>
     <w:tmpl w:val="5B901186"/>
@@ -7106,7 +7032,7 @@
       </w:rPr>
     </w:lvl>
   </w:abstractNum>
-  <w:abstractNum w:abstractNumId="43" w15:restartNumberingAfterBreak="0">
+  <w:abstractNum w:abstractNumId="44" w15:restartNumberingAfterBreak="0">
     <w:nsid w:val="78DB49D5"/>
     <w:multiLevelType w:val="hybridMultilevel"/>
     <w:tmpl w:val="FD52B9C4"/>
@@ -7219,7 +7145,7 @@
       </w:rPr>
     </w:lvl>
   </w:abstractNum>
-  <w:abstractNum w:abstractNumId="44" w15:restartNumberingAfterBreak="0">
+  <w:abstractNum w:abstractNumId="45" w15:restartNumberingAfterBreak="0">
     <w:nsid w:val="7B9D06C6"/>
     <w:multiLevelType w:val="hybridMultilevel"/>
     <w:tmpl w:val="08D8BCEA"/>
@@ -7333,7 +7259,7 @@
       </w:rPr>
     </w:lvl>
   </w:abstractNum>
-  <w:abstractNum w:abstractNumId="45" w15:restartNumberingAfterBreak="0">
+  <w:abstractNum w:abstractNumId="46" w15:restartNumberingAfterBreak="0">
     <w:nsid w:val="7BE13381"/>
     <w:multiLevelType w:val="hybridMultilevel"/>
     <w:tmpl w:val="380696EE"/>
@@ -7469,7 +7395,7 @@
     </w:lvlOverride>
   </w:num>
   <w:num w:numId="2">
-    <w:abstractNumId w:val="22"/>
+    <w:abstractNumId w:val="23"/>
   </w:num>
   <w:num w:numId="3">
     <w:abstractNumId w:val="32"/>
@@ -7478,100 +7404,100 @@
     <w:abstractNumId w:val="9"/>
   </w:num>
   <w:num w:numId="5">
-    <w:abstractNumId w:val="27"/>
+    <w:abstractNumId w:val="28"/>
   </w:num>
   <w:num w:numId="6">
     <w:abstractNumId w:val="8"/>
   </w:num>
   <w:num w:numId="7">
-    <w:abstractNumId w:val="42"/>
+    <w:abstractNumId w:val="43"/>
   </w:num>
   <w:num w:numId="8">
     <w:abstractNumId w:val="31"/>
   </w:num>
   <w:num w:numId="9">
-    <w:abstractNumId w:val="24"/>
+    <w:abstractNumId w:val="25"/>
   </w:num>
   <w:num w:numId="10">
-    <w:abstractNumId w:val="28"/>
+    <w:abstractNumId w:val="29"/>
   </w:num>
   <w:num w:numId="11">
-    <w:abstractNumId w:val="13"/>
+    <w:abstractNumId w:val="14"/>
   </w:num>
   <w:num w:numId="12">
-    <w:abstractNumId w:val="43"/>
+    <w:abstractNumId w:val="44"/>
   </w:num>
   <w:num w:numId="13">
     <w:abstractNumId w:val="33"/>
   </w:num>
   <w:num w:numId="14">
-    <w:abstractNumId w:val="20"/>
+    <w:abstractNumId w:val="21"/>
   </w:num>
   <w:num w:numId="15">
-    <w:abstractNumId w:val="37"/>
+    <w:abstractNumId w:val="38"/>
   </w:num>
   <w:num w:numId="16">
-    <w:abstractNumId w:val="40"/>
+    <w:abstractNumId w:val="41"/>
   </w:num>
   <w:num w:numId="17">
-    <w:abstractNumId w:val="23"/>
+    <w:abstractNumId w:val="24"/>
   </w:num>
   <w:num w:numId="18">
-    <w:abstractNumId w:val="21"/>
+    <w:abstractNumId w:val="22"/>
   </w:num>
   <w:num w:numId="19">
-    <w:abstractNumId w:val="38"/>
+    <w:abstractNumId w:val="39"/>
   </w:num>
   <w:num w:numId="20">
-    <w:abstractNumId w:val="3"/>
+    <w:abstractNumId w:val="2"/>
   </w:num>
   <w:num w:numId="21">
     <w:abstractNumId w:val="5"/>
   </w:num>
   <w:num w:numId="22">
-    <w:abstractNumId w:val="15"/>
+    <w:abstractNumId w:val="16"/>
   </w:num>
   <w:num w:numId="23">
-    <w:abstractNumId w:val="25"/>
+    <w:abstractNumId w:val="26"/>
   </w:num>
   <w:num w:numId="24">
-    <w:abstractNumId w:val="11"/>
+    <w:abstractNumId w:val="12"/>
   </w:num>
   <w:num w:numId="25">
     <w:abstractNumId w:val="36"/>
   </w:num>
   <w:num w:numId="26">
-    <w:abstractNumId w:val="17"/>
+    <w:abstractNumId w:val="18"/>
   </w:num>
   <w:num w:numId="27">
-    <w:abstractNumId w:val="41"/>
+    <w:abstractNumId w:val="42"/>
   </w:num>
   <w:num w:numId="28">
     <w:abstractNumId w:val="7"/>
   </w:num>
   <w:num w:numId="29">
-    <w:abstractNumId w:val="45"/>
+    <w:abstractNumId w:val="46"/>
   </w:num>
   <w:num w:numId="30">
-    <w:abstractNumId w:val="19"/>
+    <w:abstractNumId w:val="20"/>
   </w:num>
   <w:num w:numId="31">
     <w:abstractNumId w:val="6"/>
   </w:num>
   <w:num w:numId="32">
-    <w:abstractNumId w:val="14"/>
+    <w:abstractNumId w:val="15"/>
   </w:num>
   <w:num w:numId="33">
-    <w:abstractNumId w:val="39"/>
+    <w:abstractNumId w:val="40"/>
   </w:num>
   <w:num w:numId="34">
-    <w:abstractNumId w:val="18"/>
+    <w:abstractNumId w:val="19"/>
   </w:num>
   <w:num w:numId="35">
-    <w:abstractNumId w:val="44"/>
+    <w:abstractNumId w:val="45"/>
   </w:num>
   <w:num w:numId="36">
-    <w:abstractNumId w:val="16"/>
+    <w:abstractNumId w:val="17"/>
   </w:num>
   <w:num w:numId="37">
     <w:abstractNumId w:val="30"/>
@@ -7607,31 +7533,34 @@
     </w:lvlOverride>
   </w:num>
   <w:num w:numId="39">
-    <w:abstractNumId w:val="4"/>
+    <w:abstractNumId w:val="3"/>
   </w:num>
   <w:num w:numId="40">
-    <w:abstractNumId w:val="10"/>
+    <w:abstractNumId w:val="11"/>
   </w:num>
   <w:num w:numId="41">
-    <w:abstractNumId w:val="2"/>
+    <w:abstractNumId w:val="1"/>
   </w:num>
   <w:num w:numId="42">
     <w:abstractNumId w:val="34"/>
   </w:num>
   <w:num w:numId="43">
-    <w:abstractNumId w:val="12"/>
+    <w:abstractNumId w:val="13"/>
   </w:num>
   <w:num w:numId="44">
     <w:abstractNumId w:val="35"/>
   </w:num>
   <w:num w:numId="45">
-    <w:abstractNumId w:val="26"/>
+    <w:abstractNumId w:val="27"/>
   </w:num>
   <w:num w:numId="46">
-    <w:abstractNumId w:val="29"/>
+    <w:abstractNumId w:val="10"/>
   </w:num>
   <w:num w:numId="47">
-    <w:abstractNumId w:val="1"/>
+    <w:abstractNumId w:val="4"/>
+  </w:num>
+  <w:num w:numId="48">
+    <w:abstractNumId w:val="37"/>
   </w:num>
 </w:numbering>
 </file>
@@ -8027,7 +7956,7 @@
   <w:style w:type="paragraph" w:default="1" w:styleId="Normal">
     <w:name w:val="Normal"/>
     <w:qFormat/>
-    <w:rsid w:val="00056E57"/>
+    <w:rsid w:val="0047324F"/>
     <w:rPr>
       <w:lang w:val="es-ES_tradnl" w:eastAsia="es-ES"/>
     </w:rPr>
@@ -8666,6 +8595,18 @@
       </w:tcPr>
     </w:tblStylePr>
   </w:style>
+  <w:style w:type="character" w:styleId="Mencinsinresolver">
+    <w:name w:val="Unresolved Mention"/>
+    <w:basedOn w:val="Fuentedeprrafopredeter"/>
+    <w:uiPriority w:val="99"/>
+    <w:semiHidden/>
+    <w:unhideWhenUsed/>
+    <w:rsid w:val="006963EE"/>
+    <w:rPr>
+      <w:color w:val="605E5C"/>
+      <w:shd w:val="clear" w:color="auto" w:fill="E1DFDD"/>
+    </w:rPr>
+  </w:style>
 </w:styles>
 </file>
 
@@ -8957,7 +8898,7 @@
 </file>
 
 <file path=customXml/itemProps1.xml><?xml version="1.0" encoding="utf-8"?>
-<ds:datastoreItem xmlns:ds="http://schemas.openxmlformats.org/officeDocument/2006/customXml" ds:itemID="{2ACB0AFB-6579-4BC4-AECA-58B7E2EBF157}">
+<ds:datastoreItem xmlns:ds="http://schemas.openxmlformats.org/officeDocument/2006/customXml" ds:itemID="{27B6F28E-A0E6-423A-A320-75FC37F567F5}">
   <ds:schemaRefs>
     <ds:schemaRef ds:uri="http://schemas.openxmlformats.org/officeDocument/2006/bibliography"/>
   </ds:schemaRefs>

--- a/oficio_DE CUADROS_CELIA_78.docx
+++ b/oficio_DE CUADROS_CELIA_78.docx
@@ -13,6 +13,8 @@
           <w:lang w:val="es-CO" w:eastAsia="en-US"/>
         </w:rPr>
       </w:pPr>
+      <w:bookmarkStart w:id="0" w:name="_GoBack"/>
+      <w:bookmarkEnd w:id="0"/>
       <w:r>
         <w:rPr>
           <w:rFonts w:ascii="Arial" w:eastAsia="Calibri" w:hAnsi="Arial" w:cs="Arial"/>
@@ -98,7 +100,7 @@
           <w:lang w:val="es-CO" w:eastAsia="en-US"/>
         </w:rPr>
       </w:pPr>
-      <w:bookmarkStart w:id="0" w:name="_Hlk224806971"/>
+      <w:bookmarkStart w:id="1" w:name="_Hlk224806971"/>
       <w:r>
         <w:rPr>
           <w:rFonts w:ascii="Arial" w:eastAsia="Calibri" w:hAnsi="Arial" w:cs="Arial"/>
@@ -107,7 +109,7 @@
         <w:t xml:space="preserve">0</w:t>
       </w:r>
     </w:p>
-    <w:bookmarkEnd w:id="0"/>
+    <w:bookmarkEnd w:id="1"/>
     <w:p>
       <w:pPr>
         <w:rPr>
@@ -137,7 +139,7 @@
         </w:rPr>
         <w:t xml:space="preserve">Teléfono: </w:t>
       </w:r>
-      <w:bookmarkStart w:id="1" w:name="_Hlk224807382"/>
+      <w:bookmarkStart w:id="2" w:name="_Hlk224807382"/>
       <w:r>
         <w:rPr>
           <w:rFonts w:ascii="Arial" w:eastAsia="Calibri" w:hAnsi="Arial" w:cs="Arial"/>
@@ -145,7 +147,7 @@
         </w:rPr>
         <w:t xml:space="preserve">N@C</w:t>
       </w:r>
-      <w:bookmarkEnd w:id="1"/>
+      <w:bookmarkEnd w:id="2"/>
     </w:p>
     <w:p>
       <w:pPr>
@@ -410,7 +412,7 @@
           <w:noProof/>
           <w:lang w:val="es-CO" w:eastAsia="en-US"/>
         </w:rPr>
-        <w:t xml:space="preserve">10334716.0</w:t>
+        <w:t xml:space="preserve">10334716</w:t>
       </w:r>
       <w:r>
         <w:rPr>
@@ -516,7 +518,7 @@
       <w:r>
         <w:t xml:space="preserve"> </w:t>
       </w:r>
-      <w:bookmarkStart w:id="2" w:name="_Hlk224807370"/>
+      <w:bookmarkStart w:id="3" w:name="_Hlk224807370"/>
       <w:r>
         <w:rPr>
           <w:rFonts w:ascii="Arial" w:eastAsia="Calibri" w:hAnsi="Arial" w:cs="Arial"/>
@@ -524,7 +526,7 @@
         </w:rPr>
         <w:t xml:space="preserve">Viviana Pineda</w:t>
       </w:r>
-      <w:bookmarkEnd w:id="2"/>
+      <w:bookmarkEnd w:id="3"/>
       <w:r>
         <w:rPr>
           <w:rFonts w:ascii="Arial" w:eastAsia="Calibri" w:hAnsi="Arial" w:cs="Arial"/>
@@ -557,14 +559,12 @@
         </w:rPr>
         <w:t xml:space="preserve">En nombre de la Empresa reciba un cordial saludo, con el ánimo de brindarle un mejor servicio queremos informarle con relación a la solicitud presentada el día </w:t>
       </w:r>
-      <w:bookmarkStart w:id="3" w:name="_Hlk224806325"/>
       <w:r>
         <w:rPr>
           <w:rFonts w:ascii="Arial" w:hAnsi="Arial" w:cs="Arial"/>
         </w:rPr>
         <w:t xml:space="preserve">12/03/2026</w:t>
       </w:r>
-      <w:bookmarkEnd w:id="3"/>
       <w:r>
         <w:rPr>
           <w:rFonts w:ascii="Arial" w:hAnsi="Arial" w:cs="Arial"/>
@@ -789,7 +789,7 @@
           <w:bCs/>
           <w:lang w:val="es-CO"/>
         </w:rPr>
-        <w:t xml:space="preserve">10334716.0</w:t>
+        <w:t xml:space="preserve">10334716</w:t>
       </w:r>
       <w:r>
         <w:rPr>
@@ -846,7 +846,7 @@
           <w:bCs/>
           <w:lang w:val="es-CO"/>
         </w:rPr>
-        <w:t xml:space="preserve">8068788810.0</w:t>
+        <w:t xml:space="preserve">8068788810</w:t>
       </w:r>
       <w:r>
         <w:rPr>
@@ -871,7 +871,7 @@
           <w:bCs/>
           <w:lang w:val="es-CO"/>
         </w:rPr>
-        <w:t xml:space="preserve">2026-02-27 00:00:00</w:t>
+        <w:t xml:space="preserve">27/02/2026</w:t>
       </w:r>
       <w:r>
         <w:rPr>
@@ -925,7 +925,7 @@
         <w:rPr>
           <w:rFonts w:ascii="Arial" w:hAnsi="Arial" w:cs="Arial"/>
         </w:rPr>
-        <w:t xml:space="preserve">2026-02-27 00:00:00</w:t>
+        <w:t xml:space="preserve">27/02/2026</w:t>
       </w:r>
       <w:r>
         <w:rPr>
@@ -1070,7 +1070,7 @@
           <w:rFonts w:ascii="Arial" w:hAnsi="Arial" w:cs="Arial"/>
           <w:bCs/>
         </w:rPr>
-        <w:t xml:space="preserve">2026-02-27 00:00:00</w:t>
+        <w:t xml:space="preserve">27/02/2026</w:t>
       </w:r>
       <w:r>
         <w:rPr>
@@ -1925,8 +1925,6 @@
         </wp:inline>
       </w:drawing>
     </w:r>
-    <w:bookmarkStart w:id="10" w:name="_GoBack"/>
-    <w:bookmarkEnd w:id="10"/>
   </w:p>
   <w:p>
     <w:pPr>
@@ -2342,14 +2340,14 @@
         <v:path o:extrusionok="f" gradientshapeok="t" o:connecttype="rect"/>
         <o:lock v:ext="edit" aspectratio="t"/>
       </v:shapetype>
-      <v:shape id="_x0000_i1036" type="#_x0000_t75" style="width:12.75pt;height:12.75pt" o:bullet="t">
+      <v:shape id="_x0000_i1028" type="#_x0000_t75" style="width:14.4pt;height:14.4pt" o:bullet="t">
         <v:imagedata r:id="rId1" o:title="mso2D3D"/>
       </v:shape>
     </w:pict>
   </w:numPicBullet>
   <w:numPicBullet w:numPicBulletId="1">
     <w:pict>
-      <v:shape id="_x0000_i1037" type="#_x0000_t75" style="width:69pt;height:54pt" o:bullet="t">
+      <v:shape id="_x0000_i1029" type="#_x0000_t75" style="width:1in;height:50.4pt" o:bullet="t">
         <v:imagedata r:id="rId2" o:title="clip_image002"/>
       </v:shape>
     </w:pict>
@@ -8898,7 +8896,7 @@
 </file>
 
 <file path=customXml/itemProps1.xml><?xml version="1.0" encoding="utf-8"?>
-<ds:datastoreItem xmlns:ds="http://schemas.openxmlformats.org/officeDocument/2006/customXml" ds:itemID="{27B6F28E-A0E6-423A-A320-75FC37F567F5}">
+<ds:datastoreItem xmlns:ds="http://schemas.openxmlformats.org/officeDocument/2006/customXml" ds:itemID="{AF6A0CE1-6F09-4400-9E01-72731BB1D12B}">
   <ds:schemaRefs>
     <ds:schemaRef ds:uri="http://schemas.openxmlformats.org/officeDocument/2006/bibliography"/>
   </ds:schemaRefs>
